--- a/BÀI THU HOẠCH.docx
+++ b/BÀI THU HOẠCH.docx
@@ -514,7 +514,7 @@
           <w:sz w:val="28"/>
           <w:szCs w:val="28"/>
         </w:rPr>
-        <w:t xml:space="preserve"> (Server) </w:t>
+        <w:t xml:space="preserve"> </w:t>
       </w:r>
       <w:proofErr w:type="spellStart"/>
       <w:r>
@@ -874,7 +874,7 @@
           <w:sz w:val="28"/>
           <w:szCs w:val="28"/>
         </w:rPr>
-        <w:t xml:space="preserve"> (business logic), </w:t>
+        <w:t xml:space="preserve">, </w:t>
       </w:r>
       <w:proofErr w:type="spellStart"/>
       <w:r>
@@ -1000,7 +1000,7 @@
           <w:sz w:val="28"/>
           <w:szCs w:val="28"/>
         </w:rPr>
-        <w:t xml:space="preserve"> (Database), </w:t>
+        <w:t xml:space="preserve">, </w:t>
       </w:r>
       <w:proofErr w:type="spellStart"/>
       <w:r>
@@ -3016,51 +3016,7 @@
           <w:sz w:val="28"/>
           <w:szCs w:val="28"/>
         </w:rPr>
-        <w:t>Client (</w:t>
-      </w:r>
-      <w:proofErr w:type="spellStart"/>
-      <w:r>
-        <w:rPr>
-          <w:rFonts w:ascii="Times New Roman" w:hAnsi="Times New Roman" w:cs="Times New Roman"/>
-          <w:b/>
-          <w:bCs/>
-          <w:sz w:val="28"/>
-          <w:szCs w:val="28"/>
-        </w:rPr>
-        <w:t>Máy</w:t>
-      </w:r>
-      <w:proofErr w:type="spellEnd"/>
-      <w:r>
-        <w:rPr>
-          <w:rFonts w:ascii="Times New Roman" w:hAnsi="Times New Roman" w:cs="Times New Roman"/>
-          <w:b/>
-          <w:bCs/>
-          <w:sz w:val="28"/>
-          <w:szCs w:val="28"/>
-        </w:rPr>
-        <w:t xml:space="preserve"> </w:t>
-      </w:r>
-      <w:proofErr w:type="spellStart"/>
-      <w:r>
-        <w:rPr>
-          <w:rFonts w:ascii="Times New Roman" w:hAnsi="Times New Roman" w:cs="Times New Roman"/>
-          <w:b/>
-          <w:bCs/>
-          <w:sz w:val="28"/>
-          <w:szCs w:val="28"/>
-        </w:rPr>
-        <w:t>khách</w:t>
-      </w:r>
-      <w:proofErr w:type="spellEnd"/>
-      <w:r>
-        <w:rPr>
-          <w:rFonts w:ascii="Times New Roman" w:hAnsi="Times New Roman" w:cs="Times New Roman"/>
-          <w:b/>
-          <w:bCs/>
-          <w:sz w:val="28"/>
-          <w:szCs w:val="28"/>
-        </w:rPr>
-        <w:t>):</w:t>
+        <w:t>Client:</w:t>
       </w:r>
       <w:r>
         <w:rPr>
@@ -3230,97 +3186,7 @@
           <w:sz w:val="28"/>
           <w:szCs w:val="28"/>
         </w:rPr>
-        <w:t xml:space="preserve"> (</w:t>
-      </w:r>
-      <w:proofErr w:type="spellStart"/>
-      <w:r>
-        <w:rPr>
-          <w:rFonts w:ascii="Times New Roman" w:hAnsi="Times New Roman" w:cs="Times New Roman"/>
-          <w:sz w:val="28"/>
-          <w:szCs w:val="28"/>
-        </w:rPr>
-        <w:t>trình</w:t>
-      </w:r>
-      <w:proofErr w:type="spellEnd"/>
-      <w:r>
-        <w:rPr>
-          <w:rFonts w:ascii="Times New Roman" w:hAnsi="Times New Roman" w:cs="Times New Roman"/>
-          <w:sz w:val="28"/>
-          <w:szCs w:val="28"/>
-        </w:rPr>
-        <w:t xml:space="preserve"> </w:t>
-      </w:r>
-      <w:proofErr w:type="spellStart"/>
-      <w:r>
-        <w:rPr>
-          <w:rFonts w:ascii="Times New Roman" w:hAnsi="Times New Roman" w:cs="Times New Roman"/>
-          <w:sz w:val="28"/>
-          <w:szCs w:val="28"/>
-        </w:rPr>
-        <w:t>duyệt</w:t>
-      </w:r>
-      <w:proofErr w:type="spellEnd"/>
-      <w:r>
-        <w:rPr>
-          <w:rFonts w:ascii="Times New Roman" w:hAnsi="Times New Roman" w:cs="Times New Roman"/>
-          <w:sz w:val="28"/>
-          <w:szCs w:val="28"/>
-        </w:rPr>
-        <w:t xml:space="preserve"> web Chrome/Safari, </w:t>
-      </w:r>
-      <w:proofErr w:type="spellStart"/>
-      <w:r>
-        <w:rPr>
-          <w:rFonts w:ascii="Times New Roman" w:hAnsi="Times New Roman" w:cs="Times New Roman"/>
-          <w:sz w:val="28"/>
-          <w:szCs w:val="28"/>
-        </w:rPr>
-        <w:t>ứng</w:t>
-      </w:r>
-      <w:proofErr w:type="spellEnd"/>
-      <w:r>
-        <w:rPr>
-          <w:rFonts w:ascii="Times New Roman" w:hAnsi="Times New Roman" w:cs="Times New Roman"/>
-          <w:sz w:val="28"/>
-          <w:szCs w:val="28"/>
-        </w:rPr>
-        <w:t xml:space="preserve"> </w:t>
-      </w:r>
-      <w:proofErr w:type="spellStart"/>
-      <w:r>
-        <w:rPr>
-          <w:rFonts w:ascii="Times New Roman" w:hAnsi="Times New Roman" w:cs="Times New Roman"/>
-          <w:sz w:val="28"/>
-          <w:szCs w:val="28"/>
-        </w:rPr>
-        <w:t>dụng</w:t>
-      </w:r>
-      <w:proofErr w:type="spellEnd"/>
-      <w:r>
-        <w:rPr>
-          <w:rFonts w:ascii="Times New Roman" w:hAnsi="Times New Roman" w:cs="Times New Roman"/>
-          <w:sz w:val="28"/>
-          <w:szCs w:val="28"/>
-        </w:rPr>
-        <w:t xml:space="preserve"> di </w:t>
-      </w:r>
-      <w:proofErr w:type="spellStart"/>
-      <w:r>
-        <w:rPr>
-          <w:rFonts w:ascii="Times New Roman" w:hAnsi="Times New Roman" w:cs="Times New Roman"/>
-          <w:sz w:val="28"/>
-          <w:szCs w:val="28"/>
-        </w:rPr>
-        <w:t>động</w:t>
-      </w:r>
-      <w:proofErr w:type="spellEnd"/>
-      <w:r>
-        <w:rPr>
-          <w:rFonts w:ascii="Times New Roman" w:hAnsi="Times New Roman" w:cs="Times New Roman"/>
-          <w:sz w:val="28"/>
-          <w:szCs w:val="28"/>
-        </w:rPr>
-        <w:t xml:space="preserve">) </w:t>
+        <w:t xml:space="preserve"> </w:t>
       </w:r>
       <w:proofErr w:type="spellStart"/>
       <w:r>
@@ -3446,25 +3312,7 @@
           <w:sz w:val="28"/>
           <w:szCs w:val="28"/>
         </w:rPr>
-        <w:t xml:space="preserve"> (</w:t>
-      </w:r>
-      <w:r>
-        <w:rPr>
-          <w:rFonts w:ascii="Times New Roman" w:hAnsi="Times New Roman" w:cs="Times New Roman"/>
-          <w:b/>
-          <w:bCs/>
-          <w:sz w:val="28"/>
-          <w:szCs w:val="28"/>
-        </w:rPr>
-        <w:t>Request</w:t>
-      </w:r>
-      <w:r>
-        <w:rPr>
-          <w:rFonts w:ascii="Times New Roman" w:hAnsi="Times New Roman" w:cs="Times New Roman"/>
-          <w:sz w:val="28"/>
-          <w:szCs w:val="28"/>
-        </w:rPr>
-        <w:t xml:space="preserve">) </w:t>
+        <w:t xml:space="preserve"> </w:t>
       </w:r>
       <w:proofErr w:type="spellStart"/>
       <w:r>
@@ -3541,51 +3389,7 @@
           <w:sz w:val="28"/>
           <w:szCs w:val="28"/>
         </w:rPr>
-        <w:t>Server (</w:t>
-      </w:r>
-      <w:proofErr w:type="spellStart"/>
-      <w:r>
-        <w:rPr>
-          <w:rFonts w:ascii="Times New Roman" w:hAnsi="Times New Roman" w:cs="Times New Roman"/>
-          <w:b/>
-          <w:bCs/>
-          <w:sz w:val="28"/>
-          <w:szCs w:val="28"/>
-        </w:rPr>
-        <w:t>Máy</w:t>
-      </w:r>
-      <w:proofErr w:type="spellEnd"/>
-      <w:r>
-        <w:rPr>
-          <w:rFonts w:ascii="Times New Roman" w:hAnsi="Times New Roman" w:cs="Times New Roman"/>
-          <w:b/>
-          <w:bCs/>
-          <w:sz w:val="28"/>
-          <w:szCs w:val="28"/>
-        </w:rPr>
-        <w:t xml:space="preserve"> </w:t>
-      </w:r>
-      <w:proofErr w:type="spellStart"/>
-      <w:r>
-        <w:rPr>
-          <w:rFonts w:ascii="Times New Roman" w:hAnsi="Times New Roman" w:cs="Times New Roman"/>
-          <w:b/>
-          <w:bCs/>
-          <w:sz w:val="28"/>
-          <w:szCs w:val="28"/>
-        </w:rPr>
-        <w:t>chủ</w:t>
-      </w:r>
-      <w:proofErr w:type="spellEnd"/>
-      <w:r>
-        <w:rPr>
-          <w:rFonts w:ascii="Times New Roman" w:hAnsi="Times New Roman" w:cs="Times New Roman"/>
-          <w:b/>
-          <w:bCs/>
-          <w:sz w:val="28"/>
-          <w:szCs w:val="28"/>
-        </w:rPr>
-        <w:t>):</w:t>
+        <w:t>Server:</w:t>
       </w:r>
       <w:r>
         <w:rPr>
@@ -4079,25 +3883,7 @@
           <w:sz w:val="28"/>
           <w:szCs w:val="28"/>
         </w:rPr>
-        <w:t xml:space="preserve"> (</w:t>
-      </w:r>
-      <w:r>
-        <w:rPr>
-          <w:rFonts w:ascii="Times New Roman" w:hAnsi="Times New Roman" w:cs="Times New Roman"/>
-          <w:b/>
-          <w:bCs/>
-          <w:sz w:val="28"/>
-          <w:szCs w:val="28"/>
-        </w:rPr>
-        <w:t>Response</w:t>
-      </w:r>
-      <w:r>
-        <w:rPr>
-          <w:rFonts w:ascii="Times New Roman" w:hAnsi="Times New Roman" w:cs="Times New Roman"/>
-          <w:sz w:val="28"/>
-          <w:szCs w:val="28"/>
-        </w:rPr>
-        <w:t>).</w:t>
+        <w:t>.</w:t>
       </w:r>
     </w:p>
     <w:p>
@@ -4943,687 +4729,687 @@
           <w:sz w:val="28"/>
           <w:szCs w:val="28"/>
         </w:rPr>
+        <w:t>Khái</w:t>
+      </w:r>
+      <w:proofErr w:type="spellEnd"/>
+      <w:r>
+        <w:rPr>
+          <w:rFonts w:ascii="Times New Roman" w:hAnsi="Times New Roman" w:cs="Times New Roman"/>
+          <w:b/>
+          <w:bCs/>
+          <w:sz w:val="28"/>
+          <w:szCs w:val="28"/>
+        </w:rPr>
+        <w:t xml:space="preserve"> </w:t>
+      </w:r>
+      <w:proofErr w:type="spellStart"/>
+      <w:r>
+        <w:rPr>
+          <w:rFonts w:ascii="Times New Roman" w:hAnsi="Times New Roman" w:cs="Times New Roman"/>
+          <w:b/>
+          <w:bCs/>
+          <w:sz w:val="28"/>
+          <w:szCs w:val="28"/>
+        </w:rPr>
+        <w:t>niệm</w:t>
+      </w:r>
+      <w:proofErr w:type="spellEnd"/>
+      <w:r>
+        <w:rPr>
+          <w:rFonts w:ascii="Times New Roman" w:hAnsi="Times New Roman" w:cs="Times New Roman"/>
+          <w:b/>
+          <w:bCs/>
+          <w:sz w:val="28"/>
+          <w:szCs w:val="28"/>
+        </w:rPr>
+        <w:t>:</w:t>
+      </w:r>
+      <w:r>
+        <w:rPr>
+          <w:rFonts w:ascii="Times New Roman" w:hAnsi="Times New Roman" w:cs="Times New Roman"/>
+          <w:sz w:val="28"/>
+          <w:szCs w:val="28"/>
+        </w:rPr>
+        <w:t xml:space="preserve"> API (Application Programming Interface - Giao </w:t>
+      </w:r>
+      <w:proofErr w:type="spellStart"/>
+      <w:r>
+        <w:rPr>
+          <w:rFonts w:ascii="Times New Roman" w:hAnsi="Times New Roman" w:cs="Times New Roman"/>
+          <w:sz w:val="28"/>
+          <w:szCs w:val="28"/>
+        </w:rPr>
+        <w:t>diện</w:t>
+      </w:r>
+      <w:proofErr w:type="spellEnd"/>
+      <w:r>
+        <w:rPr>
+          <w:rFonts w:ascii="Times New Roman" w:hAnsi="Times New Roman" w:cs="Times New Roman"/>
+          <w:sz w:val="28"/>
+          <w:szCs w:val="28"/>
+        </w:rPr>
+        <w:t xml:space="preserve"> </w:t>
+      </w:r>
+      <w:proofErr w:type="spellStart"/>
+      <w:r>
+        <w:rPr>
+          <w:rFonts w:ascii="Times New Roman" w:hAnsi="Times New Roman" w:cs="Times New Roman"/>
+          <w:sz w:val="28"/>
+          <w:szCs w:val="28"/>
+        </w:rPr>
+        <w:t>lập</w:t>
+      </w:r>
+      <w:proofErr w:type="spellEnd"/>
+      <w:r>
+        <w:rPr>
+          <w:rFonts w:ascii="Times New Roman" w:hAnsi="Times New Roman" w:cs="Times New Roman"/>
+          <w:sz w:val="28"/>
+          <w:szCs w:val="28"/>
+        </w:rPr>
+        <w:t xml:space="preserve"> </w:t>
+      </w:r>
+      <w:proofErr w:type="spellStart"/>
+      <w:r>
+        <w:rPr>
+          <w:rFonts w:ascii="Times New Roman" w:hAnsi="Times New Roman" w:cs="Times New Roman"/>
+          <w:sz w:val="28"/>
+          <w:szCs w:val="28"/>
+        </w:rPr>
+        <w:t>trình</w:t>
+      </w:r>
+      <w:proofErr w:type="spellEnd"/>
+      <w:r>
+        <w:rPr>
+          <w:rFonts w:ascii="Times New Roman" w:hAnsi="Times New Roman" w:cs="Times New Roman"/>
+          <w:sz w:val="28"/>
+          <w:szCs w:val="28"/>
+        </w:rPr>
+        <w:t xml:space="preserve"> </w:t>
+      </w:r>
+      <w:proofErr w:type="spellStart"/>
+      <w:r>
+        <w:rPr>
+          <w:rFonts w:ascii="Times New Roman" w:hAnsi="Times New Roman" w:cs="Times New Roman"/>
+          <w:sz w:val="28"/>
+          <w:szCs w:val="28"/>
+        </w:rPr>
+        <w:t>ứng</w:t>
+      </w:r>
+      <w:proofErr w:type="spellEnd"/>
+      <w:r>
+        <w:rPr>
+          <w:rFonts w:ascii="Times New Roman" w:hAnsi="Times New Roman" w:cs="Times New Roman"/>
+          <w:sz w:val="28"/>
+          <w:szCs w:val="28"/>
+        </w:rPr>
+        <w:t xml:space="preserve"> </w:t>
+      </w:r>
+      <w:proofErr w:type="spellStart"/>
+      <w:r>
+        <w:rPr>
+          <w:rFonts w:ascii="Times New Roman" w:hAnsi="Times New Roman" w:cs="Times New Roman"/>
+          <w:sz w:val="28"/>
+          <w:szCs w:val="28"/>
+        </w:rPr>
+        <w:t>dụng</w:t>
+      </w:r>
+      <w:proofErr w:type="spellEnd"/>
+      <w:r>
+        <w:rPr>
+          <w:rFonts w:ascii="Times New Roman" w:hAnsi="Times New Roman" w:cs="Times New Roman"/>
+          <w:sz w:val="28"/>
+          <w:szCs w:val="28"/>
+        </w:rPr>
+        <w:t xml:space="preserve">) </w:t>
+      </w:r>
+      <w:proofErr w:type="spellStart"/>
+      <w:r>
+        <w:rPr>
+          <w:rFonts w:ascii="Times New Roman" w:hAnsi="Times New Roman" w:cs="Times New Roman"/>
+          <w:sz w:val="28"/>
+          <w:szCs w:val="28"/>
+        </w:rPr>
+        <w:t>là</w:t>
+      </w:r>
+      <w:proofErr w:type="spellEnd"/>
+      <w:r>
+        <w:rPr>
+          <w:rFonts w:ascii="Times New Roman" w:hAnsi="Times New Roman" w:cs="Times New Roman"/>
+          <w:sz w:val="28"/>
+          <w:szCs w:val="28"/>
+        </w:rPr>
+        <w:t xml:space="preserve"> </w:t>
+      </w:r>
+      <w:proofErr w:type="spellStart"/>
+      <w:r>
+        <w:rPr>
+          <w:rFonts w:ascii="Times New Roman" w:hAnsi="Times New Roman" w:cs="Times New Roman"/>
+          <w:sz w:val="28"/>
+          <w:szCs w:val="28"/>
+        </w:rPr>
+        <w:t>một</w:t>
+      </w:r>
+      <w:proofErr w:type="spellEnd"/>
+      <w:r>
+        <w:rPr>
+          <w:rFonts w:ascii="Times New Roman" w:hAnsi="Times New Roman" w:cs="Times New Roman"/>
+          <w:sz w:val="28"/>
+          <w:szCs w:val="28"/>
+        </w:rPr>
+        <w:t xml:space="preserve"> </w:t>
+      </w:r>
+      <w:proofErr w:type="spellStart"/>
+      <w:r>
+        <w:rPr>
+          <w:rFonts w:ascii="Times New Roman" w:hAnsi="Times New Roman" w:cs="Times New Roman"/>
+          <w:sz w:val="28"/>
+          <w:szCs w:val="28"/>
+        </w:rPr>
+        <w:t>tập</w:t>
+      </w:r>
+      <w:proofErr w:type="spellEnd"/>
+      <w:r>
+        <w:rPr>
+          <w:rFonts w:ascii="Times New Roman" w:hAnsi="Times New Roman" w:cs="Times New Roman"/>
+          <w:sz w:val="28"/>
+          <w:szCs w:val="28"/>
+        </w:rPr>
+        <w:t xml:space="preserve"> </w:t>
+      </w:r>
+      <w:proofErr w:type="spellStart"/>
+      <w:r>
+        <w:rPr>
+          <w:rFonts w:ascii="Times New Roman" w:hAnsi="Times New Roman" w:cs="Times New Roman"/>
+          <w:sz w:val="28"/>
+          <w:szCs w:val="28"/>
+        </w:rPr>
+        <w:t>hợp</w:t>
+      </w:r>
+      <w:proofErr w:type="spellEnd"/>
+      <w:r>
+        <w:rPr>
+          <w:rFonts w:ascii="Times New Roman" w:hAnsi="Times New Roman" w:cs="Times New Roman"/>
+          <w:sz w:val="28"/>
+          <w:szCs w:val="28"/>
+        </w:rPr>
+        <w:t xml:space="preserve"> </w:t>
+      </w:r>
+      <w:proofErr w:type="spellStart"/>
+      <w:r>
+        <w:rPr>
+          <w:rFonts w:ascii="Times New Roman" w:hAnsi="Times New Roman" w:cs="Times New Roman"/>
+          <w:sz w:val="28"/>
+          <w:szCs w:val="28"/>
+        </w:rPr>
+        <w:t>các</w:t>
+      </w:r>
+      <w:proofErr w:type="spellEnd"/>
+      <w:r>
+        <w:rPr>
+          <w:rFonts w:ascii="Times New Roman" w:hAnsi="Times New Roman" w:cs="Times New Roman"/>
+          <w:sz w:val="28"/>
+          <w:szCs w:val="28"/>
+        </w:rPr>
+        <w:t xml:space="preserve"> </w:t>
+      </w:r>
+      <w:proofErr w:type="spellStart"/>
+      <w:r>
+        <w:rPr>
+          <w:rFonts w:ascii="Times New Roman" w:hAnsi="Times New Roman" w:cs="Times New Roman"/>
+          <w:sz w:val="28"/>
+          <w:szCs w:val="28"/>
+        </w:rPr>
+        <w:t>quy</w:t>
+      </w:r>
+      <w:proofErr w:type="spellEnd"/>
+      <w:r>
+        <w:rPr>
+          <w:rFonts w:ascii="Times New Roman" w:hAnsi="Times New Roman" w:cs="Times New Roman"/>
+          <w:sz w:val="28"/>
+          <w:szCs w:val="28"/>
+        </w:rPr>
+        <w:t xml:space="preserve"> </w:t>
+      </w:r>
+      <w:proofErr w:type="spellStart"/>
+      <w:r>
+        <w:rPr>
+          <w:rFonts w:ascii="Times New Roman" w:hAnsi="Times New Roman" w:cs="Times New Roman"/>
+          <w:sz w:val="28"/>
+          <w:szCs w:val="28"/>
+        </w:rPr>
+        <w:t>tắc</w:t>
+      </w:r>
+      <w:proofErr w:type="spellEnd"/>
+      <w:r>
+        <w:rPr>
+          <w:rFonts w:ascii="Times New Roman" w:hAnsi="Times New Roman" w:cs="Times New Roman"/>
+          <w:sz w:val="28"/>
+          <w:szCs w:val="28"/>
+        </w:rPr>
+        <w:t xml:space="preserve">, </w:t>
+      </w:r>
+      <w:proofErr w:type="spellStart"/>
+      <w:r>
+        <w:rPr>
+          <w:rFonts w:ascii="Times New Roman" w:hAnsi="Times New Roman" w:cs="Times New Roman"/>
+          <w:sz w:val="28"/>
+          <w:szCs w:val="28"/>
+        </w:rPr>
+        <w:t>giao</w:t>
+      </w:r>
+      <w:proofErr w:type="spellEnd"/>
+      <w:r>
+        <w:rPr>
+          <w:rFonts w:ascii="Times New Roman" w:hAnsi="Times New Roman" w:cs="Times New Roman"/>
+          <w:sz w:val="28"/>
+          <w:szCs w:val="28"/>
+        </w:rPr>
+        <w:t xml:space="preserve"> </w:t>
+      </w:r>
+      <w:proofErr w:type="spellStart"/>
+      <w:r>
+        <w:rPr>
+          <w:rFonts w:ascii="Times New Roman" w:hAnsi="Times New Roman" w:cs="Times New Roman"/>
+          <w:sz w:val="28"/>
+          <w:szCs w:val="28"/>
+        </w:rPr>
+        <w:t>thức</w:t>
+      </w:r>
+      <w:proofErr w:type="spellEnd"/>
+      <w:r>
+        <w:rPr>
+          <w:rFonts w:ascii="Times New Roman" w:hAnsi="Times New Roman" w:cs="Times New Roman"/>
+          <w:sz w:val="28"/>
+          <w:szCs w:val="28"/>
+        </w:rPr>
+        <w:t xml:space="preserve"> </w:t>
+      </w:r>
+      <w:proofErr w:type="spellStart"/>
+      <w:r>
+        <w:rPr>
+          <w:rFonts w:ascii="Times New Roman" w:hAnsi="Times New Roman" w:cs="Times New Roman"/>
+          <w:sz w:val="28"/>
+          <w:szCs w:val="28"/>
+        </w:rPr>
+        <w:t>và</w:t>
+      </w:r>
+      <w:proofErr w:type="spellEnd"/>
+      <w:r>
+        <w:rPr>
+          <w:rFonts w:ascii="Times New Roman" w:hAnsi="Times New Roman" w:cs="Times New Roman"/>
+          <w:sz w:val="28"/>
+          <w:szCs w:val="28"/>
+        </w:rPr>
+        <w:t xml:space="preserve"> </w:t>
+      </w:r>
+      <w:proofErr w:type="spellStart"/>
+      <w:r>
+        <w:rPr>
+          <w:rFonts w:ascii="Times New Roman" w:hAnsi="Times New Roman" w:cs="Times New Roman"/>
+          <w:sz w:val="28"/>
+          <w:szCs w:val="28"/>
+        </w:rPr>
+        <w:t>công</w:t>
+      </w:r>
+      <w:proofErr w:type="spellEnd"/>
+      <w:r>
+        <w:rPr>
+          <w:rFonts w:ascii="Times New Roman" w:hAnsi="Times New Roman" w:cs="Times New Roman"/>
+          <w:sz w:val="28"/>
+          <w:szCs w:val="28"/>
+        </w:rPr>
+        <w:t xml:space="preserve"> </w:t>
+      </w:r>
+      <w:proofErr w:type="spellStart"/>
+      <w:r>
+        <w:rPr>
+          <w:rFonts w:ascii="Times New Roman" w:hAnsi="Times New Roman" w:cs="Times New Roman"/>
+          <w:sz w:val="28"/>
+          <w:szCs w:val="28"/>
+        </w:rPr>
+        <w:t>cụ</w:t>
+      </w:r>
+      <w:proofErr w:type="spellEnd"/>
+      <w:r>
+        <w:rPr>
+          <w:rFonts w:ascii="Times New Roman" w:hAnsi="Times New Roman" w:cs="Times New Roman"/>
+          <w:sz w:val="28"/>
+          <w:szCs w:val="28"/>
+        </w:rPr>
+        <w:t xml:space="preserve"> </w:t>
+      </w:r>
+      <w:proofErr w:type="spellStart"/>
+      <w:r>
+        <w:rPr>
+          <w:rFonts w:ascii="Times New Roman" w:hAnsi="Times New Roman" w:cs="Times New Roman"/>
+          <w:sz w:val="28"/>
+          <w:szCs w:val="28"/>
+        </w:rPr>
+        <w:t>cho</w:t>
+      </w:r>
+      <w:proofErr w:type="spellEnd"/>
+      <w:r>
+        <w:rPr>
+          <w:rFonts w:ascii="Times New Roman" w:hAnsi="Times New Roman" w:cs="Times New Roman"/>
+          <w:sz w:val="28"/>
+          <w:szCs w:val="28"/>
+        </w:rPr>
+        <w:t xml:space="preserve"> </w:t>
+      </w:r>
+      <w:proofErr w:type="spellStart"/>
+      <w:r>
+        <w:rPr>
+          <w:rFonts w:ascii="Times New Roman" w:hAnsi="Times New Roman" w:cs="Times New Roman"/>
+          <w:sz w:val="28"/>
+          <w:szCs w:val="28"/>
+        </w:rPr>
+        <w:t>phép</w:t>
+      </w:r>
+      <w:proofErr w:type="spellEnd"/>
+      <w:r>
+        <w:rPr>
+          <w:rFonts w:ascii="Times New Roman" w:hAnsi="Times New Roman" w:cs="Times New Roman"/>
+          <w:sz w:val="28"/>
+          <w:szCs w:val="28"/>
+        </w:rPr>
+        <w:t xml:space="preserve"> </w:t>
+      </w:r>
+      <w:proofErr w:type="spellStart"/>
+      <w:r>
+        <w:rPr>
+          <w:rFonts w:ascii="Times New Roman" w:hAnsi="Times New Roman" w:cs="Times New Roman"/>
+          <w:sz w:val="28"/>
+          <w:szCs w:val="28"/>
+        </w:rPr>
+        <w:t>các</w:t>
+      </w:r>
+      <w:proofErr w:type="spellEnd"/>
+      <w:r>
+        <w:rPr>
+          <w:rFonts w:ascii="Times New Roman" w:hAnsi="Times New Roman" w:cs="Times New Roman"/>
+          <w:sz w:val="28"/>
+          <w:szCs w:val="28"/>
+        </w:rPr>
+        <w:t xml:space="preserve"> </w:t>
+      </w:r>
+      <w:proofErr w:type="spellStart"/>
+      <w:r>
+        <w:rPr>
+          <w:rFonts w:ascii="Times New Roman" w:hAnsi="Times New Roman" w:cs="Times New Roman"/>
+          <w:sz w:val="28"/>
+          <w:szCs w:val="28"/>
+        </w:rPr>
+        <w:t>phần</w:t>
+      </w:r>
+      <w:proofErr w:type="spellEnd"/>
+      <w:r>
+        <w:rPr>
+          <w:rFonts w:ascii="Times New Roman" w:hAnsi="Times New Roman" w:cs="Times New Roman"/>
+          <w:sz w:val="28"/>
+          <w:szCs w:val="28"/>
+        </w:rPr>
+        <w:t xml:space="preserve"> </w:t>
+      </w:r>
+      <w:proofErr w:type="spellStart"/>
+      <w:r>
+        <w:rPr>
+          <w:rFonts w:ascii="Times New Roman" w:hAnsi="Times New Roman" w:cs="Times New Roman"/>
+          <w:sz w:val="28"/>
+          <w:szCs w:val="28"/>
+        </w:rPr>
+        <w:t>mềm</w:t>
+      </w:r>
+      <w:proofErr w:type="spellEnd"/>
+      <w:r>
+        <w:rPr>
+          <w:rFonts w:ascii="Times New Roman" w:hAnsi="Times New Roman" w:cs="Times New Roman"/>
+          <w:sz w:val="28"/>
+          <w:szCs w:val="28"/>
+        </w:rPr>
+        <w:t xml:space="preserve"> </w:t>
+      </w:r>
+      <w:proofErr w:type="spellStart"/>
+      <w:r>
+        <w:rPr>
+          <w:rFonts w:ascii="Times New Roman" w:hAnsi="Times New Roman" w:cs="Times New Roman"/>
+          <w:sz w:val="28"/>
+          <w:szCs w:val="28"/>
+        </w:rPr>
+        <w:t>hoặc</w:t>
+      </w:r>
+      <w:proofErr w:type="spellEnd"/>
+      <w:r>
+        <w:rPr>
+          <w:rFonts w:ascii="Times New Roman" w:hAnsi="Times New Roman" w:cs="Times New Roman"/>
+          <w:sz w:val="28"/>
+          <w:szCs w:val="28"/>
+        </w:rPr>
+        <w:t xml:space="preserve"> </w:t>
+      </w:r>
+      <w:proofErr w:type="spellStart"/>
+      <w:r>
+        <w:rPr>
+          <w:rFonts w:ascii="Times New Roman" w:hAnsi="Times New Roman" w:cs="Times New Roman"/>
+          <w:sz w:val="28"/>
+          <w:szCs w:val="28"/>
+        </w:rPr>
+        <w:t>thành</w:t>
+      </w:r>
+      <w:proofErr w:type="spellEnd"/>
+      <w:r>
+        <w:rPr>
+          <w:rFonts w:ascii="Times New Roman" w:hAnsi="Times New Roman" w:cs="Times New Roman"/>
+          <w:sz w:val="28"/>
+          <w:szCs w:val="28"/>
+        </w:rPr>
+        <w:t xml:space="preserve"> </w:t>
+      </w:r>
+      <w:proofErr w:type="spellStart"/>
+      <w:r>
+        <w:rPr>
+          <w:rFonts w:ascii="Times New Roman" w:hAnsi="Times New Roman" w:cs="Times New Roman"/>
+          <w:sz w:val="28"/>
+          <w:szCs w:val="28"/>
+        </w:rPr>
+        <w:t>phần</w:t>
+      </w:r>
+      <w:proofErr w:type="spellEnd"/>
+      <w:r>
+        <w:rPr>
+          <w:rFonts w:ascii="Times New Roman" w:hAnsi="Times New Roman" w:cs="Times New Roman"/>
+          <w:sz w:val="28"/>
+          <w:szCs w:val="28"/>
+        </w:rPr>
+        <w:t xml:space="preserve"> </w:t>
+      </w:r>
+      <w:proofErr w:type="spellStart"/>
+      <w:r>
+        <w:rPr>
+          <w:rFonts w:ascii="Times New Roman" w:hAnsi="Times New Roman" w:cs="Times New Roman"/>
+          <w:sz w:val="28"/>
+          <w:szCs w:val="28"/>
+        </w:rPr>
+        <w:t>ứng</w:t>
+      </w:r>
+      <w:proofErr w:type="spellEnd"/>
+      <w:r>
+        <w:rPr>
+          <w:rFonts w:ascii="Times New Roman" w:hAnsi="Times New Roman" w:cs="Times New Roman"/>
+          <w:sz w:val="28"/>
+          <w:szCs w:val="28"/>
+        </w:rPr>
+        <w:t xml:space="preserve"> </w:t>
+      </w:r>
+      <w:proofErr w:type="spellStart"/>
+      <w:r>
+        <w:rPr>
+          <w:rFonts w:ascii="Times New Roman" w:hAnsi="Times New Roman" w:cs="Times New Roman"/>
+          <w:sz w:val="28"/>
+          <w:szCs w:val="28"/>
+        </w:rPr>
+        <w:t>dụng</w:t>
+      </w:r>
+      <w:proofErr w:type="spellEnd"/>
+      <w:r>
+        <w:rPr>
+          <w:rFonts w:ascii="Times New Roman" w:hAnsi="Times New Roman" w:cs="Times New Roman"/>
+          <w:sz w:val="28"/>
+          <w:szCs w:val="28"/>
+        </w:rPr>
+        <w:t xml:space="preserve"> </w:t>
+      </w:r>
+      <w:proofErr w:type="spellStart"/>
+      <w:r>
+        <w:rPr>
+          <w:rFonts w:ascii="Times New Roman" w:hAnsi="Times New Roman" w:cs="Times New Roman"/>
+          <w:sz w:val="28"/>
+          <w:szCs w:val="28"/>
+        </w:rPr>
+        <w:t>khác</w:t>
+      </w:r>
+      <w:proofErr w:type="spellEnd"/>
+      <w:r>
+        <w:rPr>
+          <w:rFonts w:ascii="Times New Roman" w:hAnsi="Times New Roman" w:cs="Times New Roman"/>
+          <w:sz w:val="28"/>
+          <w:szCs w:val="28"/>
+        </w:rPr>
+        <w:t xml:space="preserve"> </w:t>
+      </w:r>
+      <w:proofErr w:type="spellStart"/>
+      <w:r>
+        <w:rPr>
+          <w:rFonts w:ascii="Times New Roman" w:hAnsi="Times New Roman" w:cs="Times New Roman"/>
+          <w:sz w:val="28"/>
+          <w:szCs w:val="28"/>
+        </w:rPr>
+        <w:t>nhau</w:t>
+      </w:r>
+      <w:proofErr w:type="spellEnd"/>
+      <w:r>
+        <w:rPr>
+          <w:rFonts w:ascii="Times New Roman" w:hAnsi="Times New Roman" w:cs="Times New Roman"/>
+          <w:sz w:val="28"/>
+          <w:szCs w:val="28"/>
+        </w:rPr>
+        <w:t xml:space="preserve"> </w:t>
+      </w:r>
+      <w:proofErr w:type="spellStart"/>
+      <w:r>
+        <w:rPr>
+          <w:rFonts w:ascii="Times New Roman" w:hAnsi="Times New Roman" w:cs="Times New Roman"/>
+          <w:sz w:val="28"/>
+          <w:szCs w:val="28"/>
+        </w:rPr>
+        <w:t>giao</w:t>
+      </w:r>
+      <w:proofErr w:type="spellEnd"/>
+      <w:r>
+        <w:rPr>
+          <w:rFonts w:ascii="Times New Roman" w:hAnsi="Times New Roman" w:cs="Times New Roman"/>
+          <w:sz w:val="28"/>
+          <w:szCs w:val="28"/>
+        </w:rPr>
+        <w:t xml:space="preserve"> </w:t>
+      </w:r>
+      <w:proofErr w:type="spellStart"/>
+      <w:r>
+        <w:rPr>
+          <w:rFonts w:ascii="Times New Roman" w:hAnsi="Times New Roman" w:cs="Times New Roman"/>
+          <w:sz w:val="28"/>
+          <w:szCs w:val="28"/>
+        </w:rPr>
+        <w:t>tiếp</w:t>
+      </w:r>
+      <w:proofErr w:type="spellEnd"/>
+      <w:r>
+        <w:rPr>
+          <w:rFonts w:ascii="Times New Roman" w:hAnsi="Times New Roman" w:cs="Times New Roman"/>
+          <w:sz w:val="28"/>
+          <w:szCs w:val="28"/>
+        </w:rPr>
+        <w:t xml:space="preserve">, </w:t>
+      </w:r>
+      <w:proofErr w:type="spellStart"/>
+      <w:r>
+        <w:rPr>
+          <w:rFonts w:ascii="Times New Roman" w:hAnsi="Times New Roman" w:cs="Times New Roman"/>
+          <w:sz w:val="28"/>
+          <w:szCs w:val="28"/>
+        </w:rPr>
+        <w:t>trao</w:t>
+      </w:r>
+      <w:proofErr w:type="spellEnd"/>
+      <w:r>
+        <w:rPr>
+          <w:rFonts w:ascii="Times New Roman" w:hAnsi="Times New Roman" w:cs="Times New Roman"/>
+          <w:sz w:val="28"/>
+          <w:szCs w:val="28"/>
+        </w:rPr>
+        <w:t xml:space="preserve"> </w:t>
+      </w:r>
+      <w:proofErr w:type="spellStart"/>
+      <w:r>
+        <w:rPr>
+          <w:rFonts w:ascii="Times New Roman" w:hAnsi="Times New Roman" w:cs="Times New Roman"/>
+          <w:sz w:val="28"/>
+          <w:szCs w:val="28"/>
+        </w:rPr>
+        <w:t>đổi</w:t>
+      </w:r>
+      <w:proofErr w:type="spellEnd"/>
+      <w:r>
+        <w:rPr>
+          <w:rFonts w:ascii="Times New Roman" w:hAnsi="Times New Roman" w:cs="Times New Roman"/>
+          <w:sz w:val="28"/>
+          <w:szCs w:val="28"/>
+        </w:rPr>
+        <w:t xml:space="preserve"> </w:t>
+      </w:r>
+      <w:proofErr w:type="spellStart"/>
+      <w:r>
+        <w:rPr>
+          <w:rFonts w:ascii="Times New Roman" w:hAnsi="Times New Roman" w:cs="Times New Roman"/>
+          <w:sz w:val="28"/>
+          <w:szCs w:val="28"/>
+        </w:rPr>
+        <w:t>dữ</w:t>
+      </w:r>
+      <w:proofErr w:type="spellEnd"/>
+      <w:r>
+        <w:rPr>
+          <w:rFonts w:ascii="Times New Roman" w:hAnsi="Times New Roman" w:cs="Times New Roman"/>
+          <w:sz w:val="28"/>
+          <w:szCs w:val="28"/>
+        </w:rPr>
+        <w:t xml:space="preserve"> </w:t>
+      </w:r>
+      <w:proofErr w:type="spellStart"/>
+      <w:r>
+        <w:rPr>
+          <w:rFonts w:ascii="Times New Roman" w:hAnsi="Times New Roman" w:cs="Times New Roman"/>
+          <w:sz w:val="28"/>
+          <w:szCs w:val="28"/>
+        </w:rPr>
+        <w:t>liệu</w:t>
+      </w:r>
+      <w:proofErr w:type="spellEnd"/>
+      <w:r>
+        <w:rPr>
+          <w:rFonts w:ascii="Times New Roman" w:hAnsi="Times New Roman" w:cs="Times New Roman"/>
+          <w:sz w:val="28"/>
+          <w:szCs w:val="28"/>
+        </w:rPr>
+        <w:t xml:space="preserve"> </w:t>
+      </w:r>
+      <w:proofErr w:type="spellStart"/>
+      <w:r>
+        <w:rPr>
+          <w:rFonts w:ascii="Times New Roman" w:hAnsi="Times New Roman" w:cs="Times New Roman"/>
+          <w:sz w:val="28"/>
+          <w:szCs w:val="28"/>
+        </w:rPr>
         <w:lastRenderedPageBreak/>
-        <w:t>Khái</w:t>
-      </w:r>
-      <w:proofErr w:type="spellEnd"/>
-      <w:r>
-        <w:rPr>
-          <w:rFonts w:ascii="Times New Roman" w:hAnsi="Times New Roman" w:cs="Times New Roman"/>
-          <w:b/>
-          <w:bCs/>
-          <w:sz w:val="28"/>
-          <w:szCs w:val="28"/>
-        </w:rPr>
-        <w:t xml:space="preserve"> </w:t>
-      </w:r>
-      <w:proofErr w:type="spellStart"/>
-      <w:r>
-        <w:rPr>
-          <w:rFonts w:ascii="Times New Roman" w:hAnsi="Times New Roman" w:cs="Times New Roman"/>
-          <w:b/>
-          <w:bCs/>
-          <w:sz w:val="28"/>
-          <w:szCs w:val="28"/>
-        </w:rPr>
-        <w:t>niệm</w:t>
-      </w:r>
-      <w:proofErr w:type="spellEnd"/>
-      <w:r>
-        <w:rPr>
-          <w:rFonts w:ascii="Times New Roman" w:hAnsi="Times New Roman" w:cs="Times New Roman"/>
-          <w:b/>
-          <w:bCs/>
-          <w:sz w:val="28"/>
-          <w:szCs w:val="28"/>
-        </w:rPr>
-        <w:t>:</w:t>
-      </w:r>
-      <w:r>
-        <w:rPr>
-          <w:rFonts w:ascii="Times New Roman" w:hAnsi="Times New Roman" w:cs="Times New Roman"/>
-          <w:sz w:val="28"/>
-          <w:szCs w:val="28"/>
-        </w:rPr>
-        <w:t xml:space="preserve"> API (Application Programming Interface - Giao </w:t>
-      </w:r>
-      <w:proofErr w:type="spellStart"/>
-      <w:r>
-        <w:rPr>
-          <w:rFonts w:ascii="Times New Roman" w:hAnsi="Times New Roman" w:cs="Times New Roman"/>
-          <w:sz w:val="28"/>
-          <w:szCs w:val="28"/>
-        </w:rPr>
-        <w:t>diện</w:t>
-      </w:r>
-      <w:proofErr w:type="spellEnd"/>
-      <w:r>
-        <w:rPr>
-          <w:rFonts w:ascii="Times New Roman" w:hAnsi="Times New Roman" w:cs="Times New Roman"/>
-          <w:sz w:val="28"/>
-          <w:szCs w:val="28"/>
-        </w:rPr>
-        <w:t xml:space="preserve"> </w:t>
-      </w:r>
-      <w:proofErr w:type="spellStart"/>
-      <w:r>
-        <w:rPr>
-          <w:rFonts w:ascii="Times New Roman" w:hAnsi="Times New Roman" w:cs="Times New Roman"/>
-          <w:sz w:val="28"/>
-          <w:szCs w:val="28"/>
-        </w:rPr>
-        <w:t>lập</w:t>
-      </w:r>
-      <w:proofErr w:type="spellEnd"/>
-      <w:r>
-        <w:rPr>
-          <w:rFonts w:ascii="Times New Roman" w:hAnsi="Times New Roman" w:cs="Times New Roman"/>
-          <w:sz w:val="28"/>
-          <w:szCs w:val="28"/>
-        </w:rPr>
-        <w:t xml:space="preserve"> </w:t>
-      </w:r>
-      <w:proofErr w:type="spellStart"/>
-      <w:r>
-        <w:rPr>
-          <w:rFonts w:ascii="Times New Roman" w:hAnsi="Times New Roman" w:cs="Times New Roman"/>
-          <w:sz w:val="28"/>
-          <w:szCs w:val="28"/>
-        </w:rPr>
-        <w:t>trình</w:t>
-      </w:r>
-      <w:proofErr w:type="spellEnd"/>
-      <w:r>
-        <w:rPr>
-          <w:rFonts w:ascii="Times New Roman" w:hAnsi="Times New Roman" w:cs="Times New Roman"/>
-          <w:sz w:val="28"/>
-          <w:szCs w:val="28"/>
-        </w:rPr>
-        <w:t xml:space="preserve"> </w:t>
-      </w:r>
-      <w:proofErr w:type="spellStart"/>
-      <w:r>
-        <w:rPr>
-          <w:rFonts w:ascii="Times New Roman" w:hAnsi="Times New Roman" w:cs="Times New Roman"/>
-          <w:sz w:val="28"/>
-          <w:szCs w:val="28"/>
-        </w:rPr>
-        <w:t>ứng</w:t>
-      </w:r>
-      <w:proofErr w:type="spellEnd"/>
-      <w:r>
-        <w:rPr>
-          <w:rFonts w:ascii="Times New Roman" w:hAnsi="Times New Roman" w:cs="Times New Roman"/>
-          <w:sz w:val="28"/>
-          <w:szCs w:val="28"/>
-        </w:rPr>
-        <w:t xml:space="preserve"> </w:t>
-      </w:r>
-      <w:proofErr w:type="spellStart"/>
-      <w:r>
-        <w:rPr>
-          <w:rFonts w:ascii="Times New Roman" w:hAnsi="Times New Roman" w:cs="Times New Roman"/>
-          <w:sz w:val="28"/>
-          <w:szCs w:val="28"/>
-        </w:rPr>
-        <w:t>dụng</w:t>
-      </w:r>
-      <w:proofErr w:type="spellEnd"/>
-      <w:r>
-        <w:rPr>
-          <w:rFonts w:ascii="Times New Roman" w:hAnsi="Times New Roman" w:cs="Times New Roman"/>
-          <w:sz w:val="28"/>
-          <w:szCs w:val="28"/>
-        </w:rPr>
-        <w:t xml:space="preserve">) </w:t>
-      </w:r>
-      <w:proofErr w:type="spellStart"/>
-      <w:r>
-        <w:rPr>
-          <w:rFonts w:ascii="Times New Roman" w:hAnsi="Times New Roman" w:cs="Times New Roman"/>
-          <w:sz w:val="28"/>
-          <w:szCs w:val="28"/>
-        </w:rPr>
-        <w:t>là</w:t>
-      </w:r>
-      <w:proofErr w:type="spellEnd"/>
-      <w:r>
-        <w:rPr>
-          <w:rFonts w:ascii="Times New Roman" w:hAnsi="Times New Roman" w:cs="Times New Roman"/>
-          <w:sz w:val="28"/>
-          <w:szCs w:val="28"/>
-        </w:rPr>
-        <w:t xml:space="preserve"> </w:t>
-      </w:r>
-      <w:proofErr w:type="spellStart"/>
-      <w:r>
-        <w:rPr>
-          <w:rFonts w:ascii="Times New Roman" w:hAnsi="Times New Roman" w:cs="Times New Roman"/>
-          <w:sz w:val="28"/>
-          <w:szCs w:val="28"/>
-        </w:rPr>
-        <w:t>một</w:t>
-      </w:r>
-      <w:proofErr w:type="spellEnd"/>
-      <w:r>
-        <w:rPr>
-          <w:rFonts w:ascii="Times New Roman" w:hAnsi="Times New Roman" w:cs="Times New Roman"/>
-          <w:sz w:val="28"/>
-          <w:szCs w:val="28"/>
-        </w:rPr>
-        <w:t xml:space="preserve"> </w:t>
-      </w:r>
-      <w:proofErr w:type="spellStart"/>
-      <w:r>
-        <w:rPr>
-          <w:rFonts w:ascii="Times New Roman" w:hAnsi="Times New Roman" w:cs="Times New Roman"/>
-          <w:sz w:val="28"/>
-          <w:szCs w:val="28"/>
-        </w:rPr>
-        <w:t>tập</w:t>
-      </w:r>
-      <w:proofErr w:type="spellEnd"/>
-      <w:r>
-        <w:rPr>
-          <w:rFonts w:ascii="Times New Roman" w:hAnsi="Times New Roman" w:cs="Times New Roman"/>
-          <w:sz w:val="28"/>
-          <w:szCs w:val="28"/>
-        </w:rPr>
-        <w:t xml:space="preserve"> </w:t>
-      </w:r>
-      <w:proofErr w:type="spellStart"/>
-      <w:r>
-        <w:rPr>
-          <w:rFonts w:ascii="Times New Roman" w:hAnsi="Times New Roman" w:cs="Times New Roman"/>
-          <w:sz w:val="28"/>
-          <w:szCs w:val="28"/>
-        </w:rPr>
-        <w:t>hợp</w:t>
-      </w:r>
-      <w:proofErr w:type="spellEnd"/>
-      <w:r>
-        <w:rPr>
-          <w:rFonts w:ascii="Times New Roman" w:hAnsi="Times New Roman" w:cs="Times New Roman"/>
-          <w:sz w:val="28"/>
-          <w:szCs w:val="28"/>
-        </w:rPr>
-        <w:t xml:space="preserve"> </w:t>
-      </w:r>
-      <w:proofErr w:type="spellStart"/>
-      <w:r>
-        <w:rPr>
-          <w:rFonts w:ascii="Times New Roman" w:hAnsi="Times New Roman" w:cs="Times New Roman"/>
-          <w:sz w:val="28"/>
-          <w:szCs w:val="28"/>
-        </w:rPr>
-        <w:t>các</w:t>
-      </w:r>
-      <w:proofErr w:type="spellEnd"/>
-      <w:r>
-        <w:rPr>
-          <w:rFonts w:ascii="Times New Roman" w:hAnsi="Times New Roman" w:cs="Times New Roman"/>
-          <w:sz w:val="28"/>
-          <w:szCs w:val="28"/>
-        </w:rPr>
-        <w:t xml:space="preserve"> </w:t>
-      </w:r>
-      <w:proofErr w:type="spellStart"/>
-      <w:r>
-        <w:rPr>
-          <w:rFonts w:ascii="Times New Roman" w:hAnsi="Times New Roman" w:cs="Times New Roman"/>
-          <w:sz w:val="28"/>
-          <w:szCs w:val="28"/>
-        </w:rPr>
-        <w:t>quy</w:t>
-      </w:r>
-      <w:proofErr w:type="spellEnd"/>
-      <w:r>
-        <w:rPr>
-          <w:rFonts w:ascii="Times New Roman" w:hAnsi="Times New Roman" w:cs="Times New Roman"/>
-          <w:sz w:val="28"/>
-          <w:szCs w:val="28"/>
-        </w:rPr>
-        <w:t xml:space="preserve"> </w:t>
-      </w:r>
-      <w:proofErr w:type="spellStart"/>
-      <w:r>
-        <w:rPr>
-          <w:rFonts w:ascii="Times New Roman" w:hAnsi="Times New Roman" w:cs="Times New Roman"/>
-          <w:sz w:val="28"/>
-          <w:szCs w:val="28"/>
-        </w:rPr>
-        <w:t>tắc</w:t>
-      </w:r>
-      <w:proofErr w:type="spellEnd"/>
-      <w:r>
-        <w:rPr>
-          <w:rFonts w:ascii="Times New Roman" w:hAnsi="Times New Roman" w:cs="Times New Roman"/>
-          <w:sz w:val="28"/>
-          <w:szCs w:val="28"/>
-        </w:rPr>
-        <w:t xml:space="preserve">, </w:t>
-      </w:r>
-      <w:proofErr w:type="spellStart"/>
-      <w:r>
-        <w:rPr>
-          <w:rFonts w:ascii="Times New Roman" w:hAnsi="Times New Roman" w:cs="Times New Roman"/>
-          <w:sz w:val="28"/>
-          <w:szCs w:val="28"/>
-        </w:rPr>
-        <w:t>giao</w:t>
-      </w:r>
-      <w:proofErr w:type="spellEnd"/>
-      <w:r>
-        <w:rPr>
-          <w:rFonts w:ascii="Times New Roman" w:hAnsi="Times New Roman" w:cs="Times New Roman"/>
-          <w:sz w:val="28"/>
-          <w:szCs w:val="28"/>
-        </w:rPr>
-        <w:t xml:space="preserve"> </w:t>
-      </w:r>
-      <w:proofErr w:type="spellStart"/>
-      <w:r>
-        <w:rPr>
-          <w:rFonts w:ascii="Times New Roman" w:hAnsi="Times New Roman" w:cs="Times New Roman"/>
-          <w:sz w:val="28"/>
-          <w:szCs w:val="28"/>
-        </w:rPr>
-        <w:t>thức</w:t>
-      </w:r>
-      <w:proofErr w:type="spellEnd"/>
-      <w:r>
-        <w:rPr>
-          <w:rFonts w:ascii="Times New Roman" w:hAnsi="Times New Roman" w:cs="Times New Roman"/>
-          <w:sz w:val="28"/>
-          <w:szCs w:val="28"/>
-        </w:rPr>
-        <w:t xml:space="preserve"> </w:t>
-      </w:r>
-      <w:proofErr w:type="spellStart"/>
-      <w:r>
-        <w:rPr>
-          <w:rFonts w:ascii="Times New Roman" w:hAnsi="Times New Roman" w:cs="Times New Roman"/>
-          <w:sz w:val="28"/>
-          <w:szCs w:val="28"/>
-        </w:rPr>
-        <w:t>và</w:t>
-      </w:r>
-      <w:proofErr w:type="spellEnd"/>
-      <w:r>
-        <w:rPr>
-          <w:rFonts w:ascii="Times New Roman" w:hAnsi="Times New Roman" w:cs="Times New Roman"/>
-          <w:sz w:val="28"/>
-          <w:szCs w:val="28"/>
-        </w:rPr>
-        <w:t xml:space="preserve"> </w:t>
-      </w:r>
-      <w:proofErr w:type="spellStart"/>
-      <w:r>
-        <w:rPr>
-          <w:rFonts w:ascii="Times New Roman" w:hAnsi="Times New Roman" w:cs="Times New Roman"/>
-          <w:sz w:val="28"/>
-          <w:szCs w:val="28"/>
-        </w:rPr>
-        <w:t>công</w:t>
-      </w:r>
-      <w:proofErr w:type="spellEnd"/>
-      <w:r>
-        <w:rPr>
-          <w:rFonts w:ascii="Times New Roman" w:hAnsi="Times New Roman" w:cs="Times New Roman"/>
-          <w:sz w:val="28"/>
-          <w:szCs w:val="28"/>
-        </w:rPr>
-        <w:t xml:space="preserve"> </w:t>
-      </w:r>
-      <w:proofErr w:type="spellStart"/>
-      <w:r>
-        <w:rPr>
-          <w:rFonts w:ascii="Times New Roman" w:hAnsi="Times New Roman" w:cs="Times New Roman"/>
-          <w:sz w:val="28"/>
-          <w:szCs w:val="28"/>
-        </w:rPr>
-        <w:t>cụ</w:t>
-      </w:r>
-      <w:proofErr w:type="spellEnd"/>
-      <w:r>
-        <w:rPr>
-          <w:rFonts w:ascii="Times New Roman" w:hAnsi="Times New Roman" w:cs="Times New Roman"/>
-          <w:sz w:val="28"/>
-          <w:szCs w:val="28"/>
-        </w:rPr>
-        <w:t xml:space="preserve"> </w:t>
-      </w:r>
-      <w:proofErr w:type="spellStart"/>
-      <w:r>
-        <w:rPr>
-          <w:rFonts w:ascii="Times New Roman" w:hAnsi="Times New Roman" w:cs="Times New Roman"/>
-          <w:sz w:val="28"/>
-          <w:szCs w:val="28"/>
-        </w:rPr>
-        <w:t>cho</w:t>
-      </w:r>
-      <w:proofErr w:type="spellEnd"/>
-      <w:r>
-        <w:rPr>
-          <w:rFonts w:ascii="Times New Roman" w:hAnsi="Times New Roman" w:cs="Times New Roman"/>
-          <w:sz w:val="28"/>
-          <w:szCs w:val="28"/>
-        </w:rPr>
-        <w:t xml:space="preserve"> </w:t>
-      </w:r>
-      <w:proofErr w:type="spellStart"/>
-      <w:r>
-        <w:rPr>
-          <w:rFonts w:ascii="Times New Roman" w:hAnsi="Times New Roman" w:cs="Times New Roman"/>
-          <w:sz w:val="28"/>
-          <w:szCs w:val="28"/>
-        </w:rPr>
-        <w:t>phép</w:t>
-      </w:r>
-      <w:proofErr w:type="spellEnd"/>
-      <w:r>
-        <w:rPr>
-          <w:rFonts w:ascii="Times New Roman" w:hAnsi="Times New Roman" w:cs="Times New Roman"/>
-          <w:sz w:val="28"/>
-          <w:szCs w:val="28"/>
-        </w:rPr>
-        <w:t xml:space="preserve"> </w:t>
-      </w:r>
-      <w:proofErr w:type="spellStart"/>
-      <w:r>
-        <w:rPr>
-          <w:rFonts w:ascii="Times New Roman" w:hAnsi="Times New Roman" w:cs="Times New Roman"/>
-          <w:sz w:val="28"/>
-          <w:szCs w:val="28"/>
-        </w:rPr>
-        <w:t>các</w:t>
-      </w:r>
-      <w:proofErr w:type="spellEnd"/>
-      <w:r>
-        <w:rPr>
-          <w:rFonts w:ascii="Times New Roman" w:hAnsi="Times New Roman" w:cs="Times New Roman"/>
-          <w:sz w:val="28"/>
-          <w:szCs w:val="28"/>
-        </w:rPr>
-        <w:t xml:space="preserve"> </w:t>
-      </w:r>
-      <w:proofErr w:type="spellStart"/>
-      <w:r>
-        <w:rPr>
-          <w:rFonts w:ascii="Times New Roman" w:hAnsi="Times New Roman" w:cs="Times New Roman"/>
-          <w:sz w:val="28"/>
-          <w:szCs w:val="28"/>
-        </w:rPr>
-        <w:t>phần</w:t>
-      </w:r>
-      <w:proofErr w:type="spellEnd"/>
-      <w:r>
-        <w:rPr>
-          <w:rFonts w:ascii="Times New Roman" w:hAnsi="Times New Roman" w:cs="Times New Roman"/>
-          <w:sz w:val="28"/>
-          <w:szCs w:val="28"/>
-        </w:rPr>
-        <w:t xml:space="preserve"> </w:t>
-      </w:r>
-      <w:proofErr w:type="spellStart"/>
-      <w:r>
-        <w:rPr>
-          <w:rFonts w:ascii="Times New Roman" w:hAnsi="Times New Roman" w:cs="Times New Roman"/>
-          <w:sz w:val="28"/>
-          <w:szCs w:val="28"/>
-        </w:rPr>
-        <w:t>mềm</w:t>
-      </w:r>
-      <w:proofErr w:type="spellEnd"/>
-      <w:r>
-        <w:rPr>
-          <w:rFonts w:ascii="Times New Roman" w:hAnsi="Times New Roman" w:cs="Times New Roman"/>
-          <w:sz w:val="28"/>
-          <w:szCs w:val="28"/>
-        </w:rPr>
-        <w:t xml:space="preserve"> </w:t>
-      </w:r>
-      <w:proofErr w:type="spellStart"/>
-      <w:r>
-        <w:rPr>
-          <w:rFonts w:ascii="Times New Roman" w:hAnsi="Times New Roman" w:cs="Times New Roman"/>
-          <w:sz w:val="28"/>
-          <w:szCs w:val="28"/>
-        </w:rPr>
-        <w:t>hoặc</w:t>
-      </w:r>
-      <w:proofErr w:type="spellEnd"/>
-      <w:r>
-        <w:rPr>
-          <w:rFonts w:ascii="Times New Roman" w:hAnsi="Times New Roman" w:cs="Times New Roman"/>
-          <w:sz w:val="28"/>
-          <w:szCs w:val="28"/>
-        </w:rPr>
-        <w:t xml:space="preserve"> </w:t>
-      </w:r>
-      <w:proofErr w:type="spellStart"/>
-      <w:r>
-        <w:rPr>
-          <w:rFonts w:ascii="Times New Roman" w:hAnsi="Times New Roman" w:cs="Times New Roman"/>
-          <w:sz w:val="28"/>
-          <w:szCs w:val="28"/>
-        </w:rPr>
-        <w:t>thành</w:t>
-      </w:r>
-      <w:proofErr w:type="spellEnd"/>
-      <w:r>
-        <w:rPr>
-          <w:rFonts w:ascii="Times New Roman" w:hAnsi="Times New Roman" w:cs="Times New Roman"/>
-          <w:sz w:val="28"/>
-          <w:szCs w:val="28"/>
-        </w:rPr>
-        <w:t xml:space="preserve"> </w:t>
-      </w:r>
-      <w:proofErr w:type="spellStart"/>
-      <w:r>
-        <w:rPr>
-          <w:rFonts w:ascii="Times New Roman" w:hAnsi="Times New Roman" w:cs="Times New Roman"/>
-          <w:sz w:val="28"/>
-          <w:szCs w:val="28"/>
-        </w:rPr>
-        <w:t>phần</w:t>
-      </w:r>
-      <w:proofErr w:type="spellEnd"/>
-      <w:r>
-        <w:rPr>
-          <w:rFonts w:ascii="Times New Roman" w:hAnsi="Times New Roman" w:cs="Times New Roman"/>
-          <w:sz w:val="28"/>
-          <w:szCs w:val="28"/>
-        </w:rPr>
-        <w:t xml:space="preserve"> </w:t>
-      </w:r>
-      <w:proofErr w:type="spellStart"/>
-      <w:r>
-        <w:rPr>
-          <w:rFonts w:ascii="Times New Roman" w:hAnsi="Times New Roman" w:cs="Times New Roman"/>
-          <w:sz w:val="28"/>
-          <w:szCs w:val="28"/>
-        </w:rPr>
-        <w:t>ứng</w:t>
-      </w:r>
-      <w:proofErr w:type="spellEnd"/>
-      <w:r>
-        <w:rPr>
-          <w:rFonts w:ascii="Times New Roman" w:hAnsi="Times New Roman" w:cs="Times New Roman"/>
-          <w:sz w:val="28"/>
-          <w:szCs w:val="28"/>
-        </w:rPr>
-        <w:t xml:space="preserve"> </w:t>
-      </w:r>
-      <w:proofErr w:type="spellStart"/>
-      <w:r>
-        <w:rPr>
-          <w:rFonts w:ascii="Times New Roman" w:hAnsi="Times New Roman" w:cs="Times New Roman"/>
-          <w:sz w:val="28"/>
-          <w:szCs w:val="28"/>
-        </w:rPr>
-        <w:t>dụng</w:t>
-      </w:r>
-      <w:proofErr w:type="spellEnd"/>
-      <w:r>
-        <w:rPr>
-          <w:rFonts w:ascii="Times New Roman" w:hAnsi="Times New Roman" w:cs="Times New Roman"/>
-          <w:sz w:val="28"/>
-          <w:szCs w:val="28"/>
-        </w:rPr>
-        <w:t xml:space="preserve"> </w:t>
-      </w:r>
-      <w:proofErr w:type="spellStart"/>
-      <w:r>
-        <w:rPr>
-          <w:rFonts w:ascii="Times New Roman" w:hAnsi="Times New Roman" w:cs="Times New Roman"/>
-          <w:sz w:val="28"/>
-          <w:szCs w:val="28"/>
-        </w:rPr>
-        <w:t>khác</w:t>
-      </w:r>
-      <w:proofErr w:type="spellEnd"/>
-      <w:r>
-        <w:rPr>
-          <w:rFonts w:ascii="Times New Roman" w:hAnsi="Times New Roman" w:cs="Times New Roman"/>
-          <w:sz w:val="28"/>
-          <w:szCs w:val="28"/>
-        </w:rPr>
-        <w:t xml:space="preserve"> </w:t>
-      </w:r>
-      <w:proofErr w:type="spellStart"/>
-      <w:r>
-        <w:rPr>
-          <w:rFonts w:ascii="Times New Roman" w:hAnsi="Times New Roman" w:cs="Times New Roman"/>
-          <w:sz w:val="28"/>
-          <w:szCs w:val="28"/>
-        </w:rPr>
-        <w:t>nhau</w:t>
-      </w:r>
-      <w:proofErr w:type="spellEnd"/>
-      <w:r>
-        <w:rPr>
-          <w:rFonts w:ascii="Times New Roman" w:hAnsi="Times New Roman" w:cs="Times New Roman"/>
-          <w:sz w:val="28"/>
-          <w:szCs w:val="28"/>
-        </w:rPr>
-        <w:t xml:space="preserve"> </w:t>
-      </w:r>
-      <w:proofErr w:type="spellStart"/>
-      <w:r>
-        <w:rPr>
-          <w:rFonts w:ascii="Times New Roman" w:hAnsi="Times New Roman" w:cs="Times New Roman"/>
-          <w:sz w:val="28"/>
-          <w:szCs w:val="28"/>
-        </w:rPr>
-        <w:t>giao</w:t>
-      </w:r>
-      <w:proofErr w:type="spellEnd"/>
-      <w:r>
-        <w:rPr>
-          <w:rFonts w:ascii="Times New Roman" w:hAnsi="Times New Roman" w:cs="Times New Roman"/>
-          <w:sz w:val="28"/>
-          <w:szCs w:val="28"/>
-        </w:rPr>
-        <w:t xml:space="preserve"> </w:t>
-      </w:r>
-      <w:proofErr w:type="spellStart"/>
-      <w:r>
-        <w:rPr>
-          <w:rFonts w:ascii="Times New Roman" w:hAnsi="Times New Roman" w:cs="Times New Roman"/>
-          <w:sz w:val="28"/>
-          <w:szCs w:val="28"/>
-        </w:rPr>
-        <w:t>tiếp</w:t>
-      </w:r>
-      <w:proofErr w:type="spellEnd"/>
-      <w:r>
-        <w:rPr>
-          <w:rFonts w:ascii="Times New Roman" w:hAnsi="Times New Roman" w:cs="Times New Roman"/>
-          <w:sz w:val="28"/>
-          <w:szCs w:val="28"/>
-        </w:rPr>
-        <w:t xml:space="preserve">, </w:t>
-      </w:r>
-      <w:proofErr w:type="spellStart"/>
-      <w:r>
-        <w:rPr>
-          <w:rFonts w:ascii="Times New Roman" w:hAnsi="Times New Roman" w:cs="Times New Roman"/>
-          <w:sz w:val="28"/>
-          <w:szCs w:val="28"/>
-        </w:rPr>
-        <w:t>trao</w:t>
-      </w:r>
-      <w:proofErr w:type="spellEnd"/>
-      <w:r>
-        <w:rPr>
-          <w:rFonts w:ascii="Times New Roman" w:hAnsi="Times New Roman" w:cs="Times New Roman"/>
-          <w:sz w:val="28"/>
-          <w:szCs w:val="28"/>
-        </w:rPr>
-        <w:t xml:space="preserve"> </w:t>
-      </w:r>
-      <w:proofErr w:type="spellStart"/>
-      <w:r>
-        <w:rPr>
-          <w:rFonts w:ascii="Times New Roman" w:hAnsi="Times New Roman" w:cs="Times New Roman"/>
-          <w:sz w:val="28"/>
-          <w:szCs w:val="28"/>
-        </w:rPr>
-        <w:t>đổi</w:t>
-      </w:r>
-      <w:proofErr w:type="spellEnd"/>
-      <w:r>
-        <w:rPr>
-          <w:rFonts w:ascii="Times New Roman" w:hAnsi="Times New Roman" w:cs="Times New Roman"/>
-          <w:sz w:val="28"/>
-          <w:szCs w:val="28"/>
-        </w:rPr>
-        <w:t xml:space="preserve"> </w:t>
-      </w:r>
-      <w:proofErr w:type="spellStart"/>
-      <w:r>
-        <w:rPr>
-          <w:rFonts w:ascii="Times New Roman" w:hAnsi="Times New Roman" w:cs="Times New Roman"/>
-          <w:sz w:val="28"/>
-          <w:szCs w:val="28"/>
-        </w:rPr>
-        <w:t>dữ</w:t>
-      </w:r>
-      <w:proofErr w:type="spellEnd"/>
-      <w:r>
-        <w:rPr>
-          <w:rFonts w:ascii="Times New Roman" w:hAnsi="Times New Roman" w:cs="Times New Roman"/>
-          <w:sz w:val="28"/>
-          <w:szCs w:val="28"/>
-        </w:rPr>
-        <w:t xml:space="preserve"> </w:t>
-      </w:r>
-      <w:proofErr w:type="spellStart"/>
-      <w:r>
-        <w:rPr>
-          <w:rFonts w:ascii="Times New Roman" w:hAnsi="Times New Roman" w:cs="Times New Roman"/>
-          <w:sz w:val="28"/>
-          <w:szCs w:val="28"/>
-        </w:rPr>
-        <w:t>liệu</w:t>
-      </w:r>
-      <w:proofErr w:type="spellEnd"/>
-      <w:r>
-        <w:rPr>
-          <w:rFonts w:ascii="Times New Roman" w:hAnsi="Times New Roman" w:cs="Times New Roman"/>
-          <w:sz w:val="28"/>
-          <w:szCs w:val="28"/>
-        </w:rPr>
-        <w:t xml:space="preserve"> </w:t>
-      </w:r>
-      <w:proofErr w:type="spellStart"/>
-      <w:r>
-        <w:rPr>
-          <w:rFonts w:ascii="Times New Roman" w:hAnsi="Times New Roman" w:cs="Times New Roman"/>
-          <w:sz w:val="28"/>
-          <w:szCs w:val="28"/>
-        </w:rPr>
         <w:t>với</w:t>
       </w:r>
       <w:proofErr w:type="spellEnd"/>
@@ -7132,7 +6918,7 @@
           <w:sz w:val="28"/>
           <w:szCs w:val="28"/>
         </w:rPr>
-        <w:t xml:space="preserve"> (text-based) </w:t>
+        <w:t xml:space="preserve"> </w:t>
       </w:r>
       <w:proofErr w:type="spellStart"/>
       <w:r>
@@ -7340,7 +7126,7 @@
           <w:sz w:val="28"/>
           <w:szCs w:val="28"/>
         </w:rPr>
-        <w:t xml:space="preserve"> (key - value) </w:t>
+        <w:t xml:space="preserve"> </w:t>
       </w:r>
       <w:proofErr w:type="spellStart"/>
       <w:r>
@@ -7394,7 +7180,7 @@
           <w:sz w:val="28"/>
           <w:szCs w:val="28"/>
         </w:rPr>
-        <w:t xml:space="preserve"> (array). Định </w:t>
+        <w:t xml:space="preserve">. Định </w:t>
       </w:r>
       <w:proofErr w:type="spellStart"/>
       <w:r>
@@ -7826,7 +7612,7 @@
           <w:sz w:val="28"/>
           <w:szCs w:val="28"/>
         </w:rPr>
-        <w:t xml:space="preserve"> (parse).</w:t>
+        <w:t>.</w:t>
       </w:r>
     </w:p>
     <w:p>
@@ -8837,7 +8623,7 @@
           <w:sz w:val="28"/>
           <w:szCs w:val="28"/>
         </w:rPr>
-        <w:t xml:space="preserve"> (Request) </w:t>
+        <w:t xml:space="preserve"> </w:t>
       </w:r>
       <w:proofErr w:type="spellStart"/>
       <w:r>
@@ -8891,7 +8677,7 @@
           <w:sz w:val="28"/>
           <w:szCs w:val="28"/>
         </w:rPr>
-        <w:t xml:space="preserve"> (Response) </w:t>
+        <w:t xml:space="preserve"> </w:t>
       </w:r>
       <w:proofErr w:type="spellStart"/>
       <w:r>
@@ -9035,7 +8821,7 @@
           <w:sz w:val="28"/>
           <w:szCs w:val="28"/>
         </w:rPr>
-        <w:t xml:space="preserve"> World Wide Web (WWW).</w:t>
+        <w:t xml:space="preserve"> World Wide Web.</w:t>
       </w:r>
     </w:p>
     <w:p>
@@ -9986,7 +9772,7 @@
           <w:sz w:val="28"/>
           <w:szCs w:val="28"/>
         </w:rPr>
-        <w:t xml:space="preserve"> (Create, Read, Update, Delete) </w:t>
+        <w:t xml:space="preserve"> </w:t>
       </w:r>
       <w:proofErr w:type="spellStart"/>
       <w:r>
@@ -10171,7 +9957,7 @@
           <w:sz w:val="28"/>
           <w:szCs w:val="28"/>
         </w:rPr>
-        <w:t>GET (Read):</w:t>
+        <w:t>GET:</w:t>
       </w:r>
       <w:r>
         <w:rPr>
@@ -10629,169 +10415,15 @@
           <w:sz w:val="28"/>
           <w:szCs w:val="28"/>
         </w:rPr>
-        <w:t xml:space="preserve"> Server (</w:t>
-      </w:r>
-      <w:proofErr w:type="spellStart"/>
-      <w:r>
-        <w:rPr>
-          <w:rFonts w:ascii="Times New Roman" w:hAnsi="Times New Roman" w:cs="Times New Roman"/>
-          <w:sz w:val="28"/>
-          <w:szCs w:val="28"/>
-        </w:rPr>
-        <w:t>ví</w:t>
-      </w:r>
-      <w:proofErr w:type="spellEnd"/>
-      <w:r>
-        <w:rPr>
-          <w:rFonts w:ascii="Times New Roman" w:hAnsi="Times New Roman" w:cs="Times New Roman"/>
-          <w:sz w:val="28"/>
-          <w:szCs w:val="28"/>
-        </w:rPr>
-        <w:t xml:space="preserve"> </w:t>
-      </w:r>
-      <w:proofErr w:type="spellStart"/>
-      <w:r>
-        <w:rPr>
-          <w:rFonts w:ascii="Times New Roman" w:hAnsi="Times New Roman" w:cs="Times New Roman"/>
-          <w:sz w:val="28"/>
-          <w:szCs w:val="28"/>
-        </w:rPr>
-        <w:t>dụ</w:t>
-      </w:r>
-      <w:proofErr w:type="spellEnd"/>
-      <w:r>
-        <w:rPr>
-          <w:rFonts w:ascii="Times New Roman" w:hAnsi="Times New Roman" w:cs="Times New Roman"/>
-          <w:sz w:val="28"/>
-          <w:szCs w:val="28"/>
-        </w:rPr>
-        <w:t xml:space="preserve">: Xem </w:t>
-      </w:r>
-      <w:proofErr w:type="spellStart"/>
-      <w:r>
-        <w:rPr>
-          <w:rFonts w:ascii="Times New Roman" w:hAnsi="Times New Roman" w:cs="Times New Roman"/>
-          <w:sz w:val="28"/>
-          <w:szCs w:val="28"/>
-        </w:rPr>
-        <w:t>danh</w:t>
-      </w:r>
-      <w:proofErr w:type="spellEnd"/>
-      <w:r>
-        <w:rPr>
-          <w:rFonts w:ascii="Times New Roman" w:hAnsi="Times New Roman" w:cs="Times New Roman"/>
-          <w:sz w:val="28"/>
-          <w:szCs w:val="28"/>
-        </w:rPr>
-        <w:t xml:space="preserve"> </w:t>
-      </w:r>
-      <w:proofErr w:type="spellStart"/>
-      <w:r>
-        <w:rPr>
-          <w:rFonts w:ascii="Times New Roman" w:hAnsi="Times New Roman" w:cs="Times New Roman"/>
-          <w:sz w:val="28"/>
-          <w:szCs w:val="28"/>
-        </w:rPr>
-        <w:t>sách</w:t>
-      </w:r>
-      <w:proofErr w:type="spellEnd"/>
-      <w:r>
-        <w:rPr>
-          <w:rFonts w:ascii="Times New Roman" w:hAnsi="Times New Roman" w:cs="Times New Roman"/>
-          <w:sz w:val="28"/>
-          <w:szCs w:val="28"/>
-        </w:rPr>
-        <w:t xml:space="preserve"> </w:t>
-      </w:r>
-      <w:proofErr w:type="spellStart"/>
-      <w:r>
-        <w:rPr>
-          <w:rFonts w:ascii="Times New Roman" w:hAnsi="Times New Roman" w:cs="Times New Roman"/>
-          <w:sz w:val="28"/>
-          <w:szCs w:val="28"/>
-        </w:rPr>
-        <w:t>phim</w:t>
-      </w:r>
-      <w:proofErr w:type="spellEnd"/>
-      <w:r>
-        <w:rPr>
-          <w:rFonts w:ascii="Times New Roman" w:hAnsi="Times New Roman" w:cs="Times New Roman"/>
-          <w:sz w:val="28"/>
-          <w:szCs w:val="28"/>
-        </w:rPr>
-        <w:t xml:space="preserve">, </w:t>
-      </w:r>
-      <w:proofErr w:type="spellStart"/>
-      <w:r>
-        <w:rPr>
-          <w:rFonts w:ascii="Times New Roman" w:hAnsi="Times New Roman" w:cs="Times New Roman"/>
-          <w:sz w:val="28"/>
-          <w:szCs w:val="28"/>
-        </w:rPr>
-        <w:t>tìm</w:t>
-      </w:r>
-      <w:proofErr w:type="spellEnd"/>
-      <w:r>
-        <w:rPr>
-          <w:rFonts w:ascii="Times New Roman" w:hAnsi="Times New Roman" w:cs="Times New Roman"/>
-          <w:sz w:val="28"/>
-          <w:szCs w:val="28"/>
-        </w:rPr>
-        <w:t xml:space="preserve"> </w:t>
-      </w:r>
-      <w:proofErr w:type="spellStart"/>
-      <w:r>
-        <w:rPr>
-          <w:rFonts w:ascii="Times New Roman" w:hAnsi="Times New Roman" w:cs="Times New Roman"/>
-          <w:sz w:val="28"/>
-          <w:szCs w:val="28"/>
-        </w:rPr>
-        <w:t>kiếm</w:t>
-      </w:r>
-      <w:proofErr w:type="spellEnd"/>
-      <w:r>
-        <w:rPr>
-          <w:rFonts w:ascii="Times New Roman" w:hAnsi="Times New Roman" w:cs="Times New Roman"/>
-          <w:sz w:val="28"/>
-          <w:szCs w:val="28"/>
-        </w:rPr>
-        <w:t xml:space="preserve"> </w:t>
-      </w:r>
-      <w:proofErr w:type="spellStart"/>
-      <w:r>
-        <w:rPr>
-          <w:rFonts w:ascii="Times New Roman" w:hAnsi="Times New Roman" w:cs="Times New Roman"/>
-          <w:sz w:val="28"/>
-          <w:szCs w:val="28"/>
-        </w:rPr>
-        <w:t>sản</w:t>
-      </w:r>
-      <w:proofErr w:type="spellEnd"/>
-      <w:r>
-        <w:rPr>
-          <w:rFonts w:ascii="Times New Roman" w:hAnsi="Times New Roman" w:cs="Times New Roman"/>
-          <w:sz w:val="28"/>
-          <w:szCs w:val="28"/>
-        </w:rPr>
-        <w:t xml:space="preserve"> </w:t>
-      </w:r>
-      <w:proofErr w:type="spellStart"/>
-      <w:r>
-        <w:rPr>
-          <w:rFonts w:ascii="Times New Roman" w:hAnsi="Times New Roman" w:cs="Times New Roman"/>
-          <w:sz w:val="28"/>
-          <w:szCs w:val="28"/>
-        </w:rPr>
-        <w:t>phẩm</w:t>
-      </w:r>
-      <w:proofErr w:type="spellEnd"/>
-      <w:r>
-        <w:rPr>
-          <w:rFonts w:ascii="Times New Roman" w:hAnsi="Times New Roman" w:cs="Times New Roman"/>
-          <w:sz w:val="28"/>
-          <w:szCs w:val="28"/>
-        </w:rPr>
-        <w:t>).</w:t>
+        <w:t xml:space="preserve"> Server</w:t>
+      </w:r>
+      <w:r>
+        <w:rPr>
+          <w:rFonts w:ascii="Times New Roman" w:hAnsi="Times New Roman" w:cs="Times New Roman"/>
+          <w:sz w:val="28"/>
+          <w:szCs w:val="28"/>
+        </w:rPr>
+        <w:t>.</w:t>
       </w:r>
     </w:p>
     <w:p>
@@ -10814,7 +10446,7 @@
           <w:sz w:val="28"/>
           <w:szCs w:val="28"/>
         </w:rPr>
-        <w:t>POST (Create):</w:t>
+        <w:t>POST:</w:t>
       </w:r>
       <w:r>
         <w:rPr>
@@ -11092,223 +10724,7 @@
           <w:sz w:val="28"/>
           <w:szCs w:val="28"/>
         </w:rPr>
-        <w:t xml:space="preserve"> (</w:t>
-      </w:r>
-      <w:proofErr w:type="spellStart"/>
-      <w:r>
-        <w:rPr>
-          <w:rFonts w:ascii="Times New Roman" w:hAnsi="Times New Roman" w:cs="Times New Roman"/>
-          <w:sz w:val="28"/>
-          <w:szCs w:val="28"/>
-        </w:rPr>
-        <w:t>ví</w:t>
-      </w:r>
-      <w:proofErr w:type="spellEnd"/>
-      <w:r>
-        <w:rPr>
-          <w:rFonts w:ascii="Times New Roman" w:hAnsi="Times New Roman" w:cs="Times New Roman"/>
-          <w:sz w:val="28"/>
-          <w:szCs w:val="28"/>
-        </w:rPr>
-        <w:t xml:space="preserve"> </w:t>
-      </w:r>
-      <w:proofErr w:type="spellStart"/>
-      <w:r>
-        <w:rPr>
-          <w:rFonts w:ascii="Times New Roman" w:hAnsi="Times New Roman" w:cs="Times New Roman"/>
-          <w:sz w:val="28"/>
-          <w:szCs w:val="28"/>
-        </w:rPr>
-        <w:t>dụ</w:t>
-      </w:r>
-      <w:proofErr w:type="spellEnd"/>
-      <w:r>
-        <w:rPr>
-          <w:rFonts w:ascii="Times New Roman" w:hAnsi="Times New Roman" w:cs="Times New Roman"/>
-          <w:sz w:val="28"/>
-          <w:szCs w:val="28"/>
-        </w:rPr>
-        <w:t xml:space="preserve">: </w:t>
-      </w:r>
-      <w:proofErr w:type="spellStart"/>
-      <w:r>
-        <w:rPr>
-          <w:rFonts w:ascii="Times New Roman" w:hAnsi="Times New Roman" w:cs="Times New Roman"/>
-          <w:sz w:val="28"/>
-          <w:szCs w:val="28"/>
-        </w:rPr>
-        <w:t>Đăng</w:t>
-      </w:r>
-      <w:proofErr w:type="spellEnd"/>
-      <w:r>
-        <w:rPr>
-          <w:rFonts w:ascii="Times New Roman" w:hAnsi="Times New Roman" w:cs="Times New Roman"/>
-          <w:sz w:val="28"/>
-          <w:szCs w:val="28"/>
-        </w:rPr>
-        <w:t xml:space="preserve"> </w:t>
-      </w:r>
-      <w:proofErr w:type="spellStart"/>
-      <w:r>
-        <w:rPr>
-          <w:rFonts w:ascii="Times New Roman" w:hAnsi="Times New Roman" w:cs="Times New Roman"/>
-          <w:sz w:val="28"/>
-          <w:szCs w:val="28"/>
-        </w:rPr>
-        <w:t>ký</w:t>
-      </w:r>
-      <w:proofErr w:type="spellEnd"/>
-      <w:r>
-        <w:rPr>
-          <w:rFonts w:ascii="Times New Roman" w:hAnsi="Times New Roman" w:cs="Times New Roman"/>
-          <w:sz w:val="28"/>
-          <w:szCs w:val="28"/>
-        </w:rPr>
-        <w:t xml:space="preserve"> </w:t>
-      </w:r>
-      <w:proofErr w:type="spellStart"/>
-      <w:r>
-        <w:rPr>
-          <w:rFonts w:ascii="Times New Roman" w:hAnsi="Times New Roman" w:cs="Times New Roman"/>
-          <w:sz w:val="28"/>
-          <w:szCs w:val="28"/>
-        </w:rPr>
-        <w:t>tài</w:t>
-      </w:r>
-      <w:proofErr w:type="spellEnd"/>
-      <w:r>
-        <w:rPr>
-          <w:rFonts w:ascii="Times New Roman" w:hAnsi="Times New Roman" w:cs="Times New Roman"/>
-          <w:sz w:val="28"/>
-          <w:szCs w:val="28"/>
-        </w:rPr>
-        <w:t xml:space="preserve"> </w:t>
-      </w:r>
-      <w:proofErr w:type="spellStart"/>
-      <w:r>
-        <w:rPr>
-          <w:rFonts w:ascii="Times New Roman" w:hAnsi="Times New Roman" w:cs="Times New Roman"/>
-          <w:sz w:val="28"/>
-          <w:szCs w:val="28"/>
-        </w:rPr>
-        <w:t>khoản</w:t>
-      </w:r>
-      <w:proofErr w:type="spellEnd"/>
-      <w:r>
-        <w:rPr>
-          <w:rFonts w:ascii="Times New Roman" w:hAnsi="Times New Roman" w:cs="Times New Roman"/>
-          <w:sz w:val="28"/>
-          <w:szCs w:val="28"/>
-        </w:rPr>
-        <w:t xml:space="preserve"> </w:t>
-      </w:r>
-      <w:proofErr w:type="spellStart"/>
-      <w:r>
-        <w:rPr>
-          <w:rFonts w:ascii="Times New Roman" w:hAnsi="Times New Roman" w:cs="Times New Roman"/>
-          <w:sz w:val="28"/>
-          <w:szCs w:val="28"/>
-        </w:rPr>
-        <w:t>mới</w:t>
-      </w:r>
-      <w:proofErr w:type="spellEnd"/>
-      <w:r>
-        <w:rPr>
-          <w:rFonts w:ascii="Times New Roman" w:hAnsi="Times New Roman" w:cs="Times New Roman"/>
-          <w:sz w:val="28"/>
-          <w:szCs w:val="28"/>
-        </w:rPr>
-        <w:t xml:space="preserve">, </w:t>
-      </w:r>
-      <w:proofErr w:type="spellStart"/>
-      <w:r>
-        <w:rPr>
-          <w:rFonts w:ascii="Times New Roman" w:hAnsi="Times New Roman" w:cs="Times New Roman"/>
-          <w:sz w:val="28"/>
-          <w:szCs w:val="28"/>
-        </w:rPr>
-        <w:t>đăng</w:t>
-      </w:r>
-      <w:proofErr w:type="spellEnd"/>
-      <w:r>
-        <w:rPr>
-          <w:rFonts w:ascii="Times New Roman" w:hAnsi="Times New Roman" w:cs="Times New Roman"/>
-          <w:sz w:val="28"/>
-          <w:szCs w:val="28"/>
-        </w:rPr>
-        <w:t xml:space="preserve"> </w:t>
-      </w:r>
-      <w:proofErr w:type="spellStart"/>
-      <w:r>
-        <w:rPr>
-          <w:rFonts w:ascii="Times New Roman" w:hAnsi="Times New Roman" w:cs="Times New Roman"/>
-          <w:sz w:val="28"/>
-          <w:szCs w:val="28"/>
-        </w:rPr>
-        <w:t>một</w:t>
-      </w:r>
-      <w:proofErr w:type="spellEnd"/>
-      <w:r>
-        <w:rPr>
-          <w:rFonts w:ascii="Times New Roman" w:hAnsi="Times New Roman" w:cs="Times New Roman"/>
-          <w:sz w:val="28"/>
-          <w:szCs w:val="28"/>
-        </w:rPr>
-        <w:t xml:space="preserve"> </w:t>
-      </w:r>
-      <w:proofErr w:type="spellStart"/>
-      <w:r>
-        <w:rPr>
-          <w:rFonts w:ascii="Times New Roman" w:hAnsi="Times New Roman" w:cs="Times New Roman"/>
-          <w:sz w:val="28"/>
-          <w:szCs w:val="28"/>
-        </w:rPr>
-        <w:t>bài</w:t>
-      </w:r>
-      <w:proofErr w:type="spellEnd"/>
-      <w:r>
-        <w:rPr>
-          <w:rFonts w:ascii="Times New Roman" w:hAnsi="Times New Roman" w:cs="Times New Roman"/>
-          <w:sz w:val="28"/>
-          <w:szCs w:val="28"/>
-        </w:rPr>
-        <w:t xml:space="preserve"> </w:t>
-      </w:r>
-      <w:proofErr w:type="spellStart"/>
-      <w:r>
-        <w:rPr>
-          <w:rFonts w:ascii="Times New Roman" w:hAnsi="Times New Roman" w:cs="Times New Roman"/>
-          <w:sz w:val="28"/>
-          <w:szCs w:val="28"/>
-        </w:rPr>
-        <w:t>viết</w:t>
-      </w:r>
-      <w:proofErr w:type="spellEnd"/>
-      <w:r>
-        <w:rPr>
-          <w:rFonts w:ascii="Times New Roman" w:hAnsi="Times New Roman" w:cs="Times New Roman"/>
-          <w:sz w:val="28"/>
-          <w:szCs w:val="28"/>
-        </w:rPr>
-        <w:t xml:space="preserve"> </w:t>
-      </w:r>
-      <w:proofErr w:type="spellStart"/>
-      <w:r>
-        <w:rPr>
-          <w:rFonts w:ascii="Times New Roman" w:hAnsi="Times New Roman" w:cs="Times New Roman"/>
-          <w:sz w:val="28"/>
-          <w:szCs w:val="28"/>
-        </w:rPr>
-        <w:t>mới</w:t>
-      </w:r>
-      <w:proofErr w:type="spellEnd"/>
-      <w:r>
-        <w:rPr>
-          <w:rFonts w:ascii="Times New Roman" w:hAnsi="Times New Roman" w:cs="Times New Roman"/>
-          <w:sz w:val="28"/>
-          <w:szCs w:val="28"/>
-        </w:rPr>
-        <w:t>).</w:t>
+        <w:t>.</w:t>
       </w:r>
     </w:p>
     <w:p>
@@ -11331,7 +10747,7 @@
           <w:sz w:val="28"/>
           <w:szCs w:val="28"/>
         </w:rPr>
-        <w:t>PUT (Update):</w:t>
+        <w:t>PUT:</w:t>
       </w:r>
       <w:r>
         <w:rPr>
@@ -11681,223 +11097,15 @@
           <w:sz w:val="28"/>
           <w:szCs w:val="28"/>
         </w:rPr>
-        <w:t xml:space="preserve"> Server (</w:t>
-      </w:r>
-      <w:proofErr w:type="spellStart"/>
-      <w:r>
-        <w:rPr>
-          <w:rFonts w:ascii="Times New Roman" w:hAnsi="Times New Roman" w:cs="Times New Roman"/>
-          <w:sz w:val="28"/>
-          <w:szCs w:val="28"/>
-        </w:rPr>
-        <w:t>ví</w:t>
-      </w:r>
-      <w:proofErr w:type="spellEnd"/>
-      <w:r>
-        <w:rPr>
-          <w:rFonts w:ascii="Times New Roman" w:hAnsi="Times New Roman" w:cs="Times New Roman"/>
-          <w:sz w:val="28"/>
-          <w:szCs w:val="28"/>
-        </w:rPr>
-        <w:t xml:space="preserve"> </w:t>
-      </w:r>
-      <w:proofErr w:type="spellStart"/>
-      <w:r>
-        <w:rPr>
-          <w:rFonts w:ascii="Times New Roman" w:hAnsi="Times New Roman" w:cs="Times New Roman"/>
-          <w:sz w:val="28"/>
-          <w:szCs w:val="28"/>
-        </w:rPr>
-        <w:t>dụ</w:t>
-      </w:r>
-      <w:proofErr w:type="spellEnd"/>
-      <w:r>
-        <w:rPr>
-          <w:rFonts w:ascii="Times New Roman" w:hAnsi="Times New Roman" w:cs="Times New Roman"/>
-          <w:sz w:val="28"/>
-          <w:szCs w:val="28"/>
-        </w:rPr>
-        <w:t xml:space="preserve">: Thay </w:t>
-      </w:r>
-      <w:proofErr w:type="spellStart"/>
-      <w:r>
-        <w:rPr>
-          <w:rFonts w:ascii="Times New Roman" w:hAnsi="Times New Roman" w:cs="Times New Roman"/>
-          <w:sz w:val="28"/>
-          <w:szCs w:val="28"/>
-        </w:rPr>
-        <w:t>đổi</w:t>
-      </w:r>
-      <w:proofErr w:type="spellEnd"/>
-      <w:r>
-        <w:rPr>
-          <w:rFonts w:ascii="Times New Roman" w:hAnsi="Times New Roman" w:cs="Times New Roman"/>
-          <w:sz w:val="28"/>
-          <w:szCs w:val="28"/>
-        </w:rPr>
-        <w:t xml:space="preserve"> </w:t>
-      </w:r>
-      <w:proofErr w:type="spellStart"/>
-      <w:r>
-        <w:rPr>
-          <w:rFonts w:ascii="Times New Roman" w:hAnsi="Times New Roman" w:cs="Times New Roman"/>
-          <w:sz w:val="28"/>
-          <w:szCs w:val="28"/>
-        </w:rPr>
-        <w:t>toàn</w:t>
-      </w:r>
-      <w:proofErr w:type="spellEnd"/>
-      <w:r>
-        <w:rPr>
-          <w:rFonts w:ascii="Times New Roman" w:hAnsi="Times New Roman" w:cs="Times New Roman"/>
-          <w:sz w:val="28"/>
-          <w:szCs w:val="28"/>
-        </w:rPr>
-        <w:t xml:space="preserve"> </w:t>
-      </w:r>
-      <w:proofErr w:type="spellStart"/>
-      <w:r>
-        <w:rPr>
-          <w:rFonts w:ascii="Times New Roman" w:hAnsi="Times New Roman" w:cs="Times New Roman"/>
-          <w:sz w:val="28"/>
-          <w:szCs w:val="28"/>
-        </w:rPr>
-        <w:t>bộ</w:t>
-      </w:r>
-      <w:proofErr w:type="spellEnd"/>
-      <w:r>
-        <w:rPr>
-          <w:rFonts w:ascii="Times New Roman" w:hAnsi="Times New Roman" w:cs="Times New Roman"/>
-          <w:sz w:val="28"/>
-          <w:szCs w:val="28"/>
-        </w:rPr>
-        <w:t xml:space="preserve"> </w:t>
-      </w:r>
-      <w:proofErr w:type="spellStart"/>
-      <w:r>
-        <w:rPr>
-          <w:rFonts w:ascii="Times New Roman" w:hAnsi="Times New Roman" w:cs="Times New Roman"/>
-          <w:sz w:val="28"/>
-          <w:szCs w:val="28"/>
-        </w:rPr>
-        <w:t>thông</w:t>
-      </w:r>
-      <w:proofErr w:type="spellEnd"/>
-      <w:r>
-        <w:rPr>
-          <w:rFonts w:ascii="Times New Roman" w:hAnsi="Times New Roman" w:cs="Times New Roman"/>
-          <w:sz w:val="28"/>
-          <w:szCs w:val="28"/>
-        </w:rPr>
-        <w:t xml:space="preserve"> tin </w:t>
-      </w:r>
-      <w:proofErr w:type="spellStart"/>
-      <w:r>
-        <w:rPr>
-          <w:rFonts w:ascii="Times New Roman" w:hAnsi="Times New Roman" w:cs="Times New Roman"/>
-          <w:sz w:val="28"/>
-          <w:szCs w:val="28"/>
-        </w:rPr>
-        <w:t>cá</w:t>
-      </w:r>
-      <w:proofErr w:type="spellEnd"/>
-      <w:r>
-        <w:rPr>
-          <w:rFonts w:ascii="Times New Roman" w:hAnsi="Times New Roman" w:cs="Times New Roman"/>
-          <w:sz w:val="28"/>
-          <w:szCs w:val="28"/>
-        </w:rPr>
-        <w:t xml:space="preserve"> </w:t>
-      </w:r>
-      <w:proofErr w:type="spellStart"/>
-      <w:r>
-        <w:rPr>
-          <w:rFonts w:ascii="Times New Roman" w:hAnsi="Times New Roman" w:cs="Times New Roman"/>
-          <w:sz w:val="28"/>
-          <w:szCs w:val="28"/>
-        </w:rPr>
-        <w:t>nhân</w:t>
-      </w:r>
-      <w:proofErr w:type="spellEnd"/>
-      <w:r>
-        <w:rPr>
-          <w:rFonts w:ascii="Times New Roman" w:hAnsi="Times New Roman" w:cs="Times New Roman"/>
-          <w:sz w:val="28"/>
-          <w:szCs w:val="28"/>
-        </w:rPr>
-        <w:t xml:space="preserve"> </w:t>
-      </w:r>
-      <w:proofErr w:type="spellStart"/>
-      <w:r>
-        <w:rPr>
-          <w:rFonts w:ascii="Times New Roman" w:hAnsi="Times New Roman" w:cs="Times New Roman"/>
-          <w:sz w:val="28"/>
-          <w:szCs w:val="28"/>
-        </w:rPr>
-        <w:t>trong</w:t>
-      </w:r>
-      <w:proofErr w:type="spellEnd"/>
-      <w:r>
-        <w:rPr>
-          <w:rFonts w:ascii="Times New Roman" w:hAnsi="Times New Roman" w:cs="Times New Roman"/>
-          <w:sz w:val="28"/>
-          <w:szCs w:val="28"/>
-        </w:rPr>
-        <w:t xml:space="preserve"> </w:t>
-      </w:r>
-      <w:proofErr w:type="spellStart"/>
-      <w:r>
-        <w:rPr>
-          <w:rFonts w:ascii="Times New Roman" w:hAnsi="Times New Roman" w:cs="Times New Roman"/>
-          <w:sz w:val="28"/>
-          <w:szCs w:val="28"/>
-        </w:rPr>
-        <w:t>trang</w:t>
-      </w:r>
-      <w:proofErr w:type="spellEnd"/>
-      <w:r>
-        <w:rPr>
-          <w:rFonts w:ascii="Times New Roman" w:hAnsi="Times New Roman" w:cs="Times New Roman"/>
-          <w:sz w:val="28"/>
-          <w:szCs w:val="28"/>
-        </w:rPr>
-        <w:t xml:space="preserve"> </w:t>
-      </w:r>
-      <w:proofErr w:type="spellStart"/>
-      <w:r>
-        <w:rPr>
-          <w:rFonts w:ascii="Times New Roman" w:hAnsi="Times New Roman" w:cs="Times New Roman"/>
-          <w:sz w:val="28"/>
-          <w:szCs w:val="28"/>
-        </w:rPr>
-        <w:t>hồ</w:t>
-      </w:r>
-      <w:proofErr w:type="spellEnd"/>
-      <w:r>
-        <w:rPr>
-          <w:rFonts w:ascii="Times New Roman" w:hAnsi="Times New Roman" w:cs="Times New Roman"/>
-          <w:sz w:val="28"/>
-          <w:szCs w:val="28"/>
-        </w:rPr>
-        <w:t xml:space="preserve"> </w:t>
-      </w:r>
-      <w:proofErr w:type="spellStart"/>
-      <w:r>
-        <w:rPr>
-          <w:rFonts w:ascii="Times New Roman" w:hAnsi="Times New Roman" w:cs="Times New Roman"/>
-          <w:sz w:val="28"/>
-          <w:szCs w:val="28"/>
-        </w:rPr>
-        <w:t>sơ</w:t>
-      </w:r>
-      <w:proofErr w:type="spellEnd"/>
-      <w:r>
-        <w:rPr>
-          <w:rFonts w:ascii="Times New Roman" w:hAnsi="Times New Roman" w:cs="Times New Roman"/>
-          <w:sz w:val="28"/>
-          <w:szCs w:val="28"/>
-        </w:rPr>
-        <w:t>).</w:t>
+        <w:t xml:space="preserve"> Server</w:t>
+      </w:r>
+      <w:r>
+        <w:rPr>
+          <w:rFonts w:ascii="Times New Roman" w:hAnsi="Times New Roman" w:cs="Times New Roman"/>
+          <w:sz w:val="28"/>
+          <w:szCs w:val="28"/>
+        </w:rPr>
+        <w:t>.</w:t>
       </w:r>
     </w:p>
     <w:p>
@@ -11920,7 +11128,7 @@
           <w:sz w:val="28"/>
           <w:szCs w:val="28"/>
         </w:rPr>
-        <w:t>DELETE (Delete):</w:t>
+        <w:t>DELETE:</w:t>
       </w:r>
       <w:r>
         <w:rPr>
@@ -12144,241 +11352,7 @@
           <w:sz w:val="28"/>
           <w:szCs w:val="28"/>
         </w:rPr>
-        <w:t xml:space="preserve"> (</w:t>
-      </w:r>
-      <w:proofErr w:type="spellStart"/>
-      <w:r>
-        <w:rPr>
-          <w:rFonts w:ascii="Times New Roman" w:hAnsi="Times New Roman" w:cs="Times New Roman"/>
-          <w:sz w:val="28"/>
-          <w:szCs w:val="28"/>
-        </w:rPr>
-        <w:t>ví</w:t>
-      </w:r>
-      <w:proofErr w:type="spellEnd"/>
-      <w:r>
-        <w:rPr>
-          <w:rFonts w:ascii="Times New Roman" w:hAnsi="Times New Roman" w:cs="Times New Roman"/>
-          <w:sz w:val="28"/>
-          <w:szCs w:val="28"/>
-        </w:rPr>
-        <w:t xml:space="preserve"> </w:t>
-      </w:r>
-      <w:proofErr w:type="spellStart"/>
-      <w:r>
-        <w:rPr>
-          <w:rFonts w:ascii="Times New Roman" w:hAnsi="Times New Roman" w:cs="Times New Roman"/>
-          <w:sz w:val="28"/>
-          <w:szCs w:val="28"/>
-        </w:rPr>
-        <w:t>dụ</w:t>
-      </w:r>
-      <w:proofErr w:type="spellEnd"/>
-      <w:r>
-        <w:rPr>
-          <w:rFonts w:ascii="Times New Roman" w:hAnsi="Times New Roman" w:cs="Times New Roman"/>
-          <w:sz w:val="28"/>
-          <w:szCs w:val="28"/>
-        </w:rPr>
-        <w:t xml:space="preserve">: </w:t>
-      </w:r>
-      <w:proofErr w:type="spellStart"/>
-      <w:r>
-        <w:rPr>
-          <w:rFonts w:ascii="Times New Roman" w:hAnsi="Times New Roman" w:cs="Times New Roman"/>
-          <w:sz w:val="28"/>
-          <w:szCs w:val="28"/>
-        </w:rPr>
-        <w:t>Xóa</w:t>
-      </w:r>
-      <w:proofErr w:type="spellEnd"/>
-      <w:r>
-        <w:rPr>
-          <w:rFonts w:ascii="Times New Roman" w:hAnsi="Times New Roman" w:cs="Times New Roman"/>
-          <w:sz w:val="28"/>
-          <w:szCs w:val="28"/>
-        </w:rPr>
-        <w:t xml:space="preserve"> </w:t>
-      </w:r>
-      <w:proofErr w:type="spellStart"/>
-      <w:r>
-        <w:rPr>
-          <w:rFonts w:ascii="Times New Roman" w:hAnsi="Times New Roman" w:cs="Times New Roman"/>
-          <w:sz w:val="28"/>
-          <w:szCs w:val="28"/>
-        </w:rPr>
-        <w:t>một</w:t>
-      </w:r>
-      <w:proofErr w:type="spellEnd"/>
-      <w:r>
-        <w:rPr>
-          <w:rFonts w:ascii="Times New Roman" w:hAnsi="Times New Roman" w:cs="Times New Roman"/>
-          <w:sz w:val="28"/>
-          <w:szCs w:val="28"/>
-        </w:rPr>
-        <w:t xml:space="preserve"> </w:t>
-      </w:r>
-      <w:proofErr w:type="spellStart"/>
-      <w:r>
-        <w:rPr>
-          <w:rFonts w:ascii="Times New Roman" w:hAnsi="Times New Roman" w:cs="Times New Roman"/>
-          <w:sz w:val="28"/>
-          <w:szCs w:val="28"/>
-        </w:rPr>
-        <w:t>bài</w:t>
-      </w:r>
-      <w:proofErr w:type="spellEnd"/>
-      <w:r>
-        <w:rPr>
-          <w:rFonts w:ascii="Times New Roman" w:hAnsi="Times New Roman" w:cs="Times New Roman"/>
-          <w:sz w:val="28"/>
-          <w:szCs w:val="28"/>
-        </w:rPr>
-        <w:t xml:space="preserve"> </w:t>
-      </w:r>
-      <w:proofErr w:type="spellStart"/>
-      <w:r>
-        <w:rPr>
-          <w:rFonts w:ascii="Times New Roman" w:hAnsi="Times New Roman" w:cs="Times New Roman"/>
-          <w:sz w:val="28"/>
-          <w:szCs w:val="28"/>
-        </w:rPr>
-        <w:t>viết</w:t>
-      </w:r>
-      <w:proofErr w:type="spellEnd"/>
-      <w:r>
-        <w:rPr>
-          <w:rFonts w:ascii="Times New Roman" w:hAnsi="Times New Roman" w:cs="Times New Roman"/>
-          <w:sz w:val="28"/>
-          <w:szCs w:val="28"/>
-        </w:rPr>
-        <w:t xml:space="preserve">, </w:t>
-      </w:r>
-      <w:proofErr w:type="spellStart"/>
-      <w:r>
-        <w:rPr>
-          <w:rFonts w:ascii="Times New Roman" w:hAnsi="Times New Roman" w:cs="Times New Roman"/>
-          <w:sz w:val="28"/>
-          <w:szCs w:val="28"/>
-        </w:rPr>
-        <w:t>xóa</w:t>
-      </w:r>
-      <w:proofErr w:type="spellEnd"/>
-      <w:r>
-        <w:rPr>
-          <w:rFonts w:ascii="Times New Roman" w:hAnsi="Times New Roman" w:cs="Times New Roman"/>
-          <w:sz w:val="28"/>
-          <w:szCs w:val="28"/>
-        </w:rPr>
-        <w:t xml:space="preserve"> </w:t>
-      </w:r>
-      <w:proofErr w:type="spellStart"/>
-      <w:r>
-        <w:rPr>
-          <w:rFonts w:ascii="Times New Roman" w:hAnsi="Times New Roman" w:cs="Times New Roman"/>
-          <w:sz w:val="28"/>
-          <w:szCs w:val="28"/>
-        </w:rPr>
-        <w:t>một</w:t>
-      </w:r>
-      <w:proofErr w:type="spellEnd"/>
-      <w:r>
-        <w:rPr>
-          <w:rFonts w:ascii="Times New Roman" w:hAnsi="Times New Roman" w:cs="Times New Roman"/>
-          <w:sz w:val="28"/>
-          <w:szCs w:val="28"/>
-        </w:rPr>
-        <w:t xml:space="preserve"> </w:t>
-      </w:r>
-      <w:proofErr w:type="spellStart"/>
-      <w:r>
-        <w:rPr>
-          <w:rFonts w:ascii="Times New Roman" w:hAnsi="Times New Roman" w:cs="Times New Roman"/>
-          <w:sz w:val="28"/>
-          <w:szCs w:val="28"/>
-        </w:rPr>
-        <w:t>bộ</w:t>
-      </w:r>
-      <w:proofErr w:type="spellEnd"/>
-      <w:r>
-        <w:rPr>
-          <w:rFonts w:ascii="Times New Roman" w:hAnsi="Times New Roman" w:cs="Times New Roman"/>
-          <w:sz w:val="28"/>
-          <w:szCs w:val="28"/>
-        </w:rPr>
-        <w:t xml:space="preserve"> </w:t>
-      </w:r>
-      <w:proofErr w:type="spellStart"/>
-      <w:r>
-        <w:rPr>
-          <w:rFonts w:ascii="Times New Roman" w:hAnsi="Times New Roman" w:cs="Times New Roman"/>
-          <w:sz w:val="28"/>
-          <w:szCs w:val="28"/>
-        </w:rPr>
-        <w:t>phim</w:t>
-      </w:r>
-      <w:proofErr w:type="spellEnd"/>
-      <w:r>
-        <w:rPr>
-          <w:rFonts w:ascii="Times New Roman" w:hAnsi="Times New Roman" w:cs="Times New Roman"/>
-          <w:sz w:val="28"/>
-          <w:szCs w:val="28"/>
-        </w:rPr>
-        <w:t xml:space="preserve"> </w:t>
-      </w:r>
-      <w:proofErr w:type="spellStart"/>
-      <w:r>
-        <w:rPr>
-          <w:rFonts w:ascii="Times New Roman" w:hAnsi="Times New Roman" w:cs="Times New Roman"/>
-          <w:sz w:val="28"/>
-          <w:szCs w:val="28"/>
-        </w:rPr>
-        <w:t>khỏi</w:t>
-      </w:r>
-      <w:proofErr w:type="spellEnd"/>
-      <w:r>
-        <w:rPr>
-          <w:rFonts w:ascii="Times New Roman" w:hAnsi="Times New Roman" w:cs="Times New Roman"/>
-          <w:sz w:val="28"/>
-          <w:szCs w:val="28"/>
-        </w:rPr>
-        <w:t xml:space="preserve"> </w:t>
-      </w:r>
-      <w:proofErr w:type="spellStart"/>
-      <w:r>
-        <w:rPr>
-          <w:rFonts w:ascii="Times New Roman" w:hAnsi="Times New Roman" w:cs="Times New Roman"/>
-          <w:sz w:val="28"/>
-          <w:szCs w:val="28"/>
-        </w:rPr>
-        <w:t>danh</w:t>
-      </w:r>
-      <w:proofErr w:type="spellEnd"/>
-      <w:r>
-        <w:rPr>
-          <w:rFonts w:ascii="Times New Roman" w:hAnsi="Times New Roman" w:cs="Times New Roman"/>
-          <w:sz w:val="28"/>
-          <w:szCs w:val="28"/>
-        </w:rPr>
-        <w:t xml:space="preserve"> </w:t>
-      </w:r>
-      <w:proofErr w:type="spellStart"/>
-      <w:r>
-        <w:rPr>
-          <w:rFonts w:ascii="Times New Roman" w:hAnsi="Times New Roman" w:cs="Times New Roman"/>
-          <w:sz w:val="28"/>
-          <w:szCs w:val="28"/>
-        </w:rPr>
-        <w:t>sách</w:t>
-      </w:r>
-      <w:proofErr w:type="spellEnd"/>
-      <w:r>
-        <w:rPr>
-          <w:rFonts w:ascii="Times New Roman" w:hAnsi="Times New Roman" w:cs="Times New Roman"/>
-          <w:sz w:val="28"/>
-          <w:szCs w:val="28"/>
-        </w:rPr>
-        <w:t>).</w:t>
+        <w:t>.</w:t>
       </w:r>
     </w:p>
     <w:p>
@@ -12839,7 +11813,7 @@
           <w:sz w:val="28"/>
           <w:szCs w:val="28"/>
         </w:rPr>
-        <w:t xml:space="preserve"> API (RESTful API) </w:t>
+        <w:t xml:space="preserve"> API </w:t>
       </w:r>
       <w:proofErr w:type="spellStart"/>
       <w:r>
@@ -13181,115 +12155,7 @@
           <w:sz w:val="28"/>
           <w:szCs w:val="28"/>
         </w:rPr>
-        <w:t xml:space="preserve"> (</w:t>
-      </w:r>
-      <w:proofErr w:type="spellStart"/>
-      <w:r>
-        <w:rPr>
-          <w:rFonts w:ascii="Times New Roman" w:hAnsi="Times New Roman" w:cs="Times New Roman"/>
-          <w:sz w:val="28"/>
-          <w:szCs w:val="28"/>
-        </w:rPr>
-        <w:t>cho</w:t>
-      </w:r>
-      <w:proofErr w:type="spellEnd"/>
-      <w:r>
-        <w:rPr>
-          <w:rFonts w:ascii="Times New Roman" w:hAnsi="Times New Roman" w:cs="Times New Roman"/>
-          <w:sz w:val="28"/>
-          <w:szCs w:val="28"/>
-        </w:rPr>
-        <w:t xml:space="preserve"> </w:t>
-      </w:r>
-      <w:proofErr w:type="spellStart"/>
-      <w:r>
-        <w:rPr>
-          <w:rFonts w:ascii="Times New Roman" w:hAnsi="Times New Roman" w:cs="Times New Roman"/>
-          <w:sz w:val="28"/>
-          <w:szCs w:val="28"/>
-        </w:rPr>
-        <w:t>việc</w:t>
-      </w:r>
-      <w:proofErr w:type="spellEnd"/>
-      <w:r>
-        <w:rPr>
-          <w:rFonts w:ascii="Times New Roman" w:hAnsi="Times New Roman" w:cs="Times New Roman"/>
-          <w:sz w:val="28"/>
-          <w:szCs w:val="28"/>
-        </w:rPr>
-        <w:t xml:space="preserve"> </w:t>
-      </w:r>
-      <w:proofErr w:type="spellStart"/>
-      <w:r>
-        <w:rPr>
-          <w:rFonts w:ascii="Times New Roman" w:hAnsi="Times New Roman" w:cs="Times New Roman"/>
-          <w:sz w:val="28"/>
-          <w:szCs w:val="28"/>
-        </w:rPr>
-        <w:t>xử</w:t>
-      </w:r>
-      <w:proofErr w:type="spellEnd"/>
-      <w:r>
-        <w:rPr>
-          <w:rFonts w:ascii="Times New Roman" w:hAnsi="Times New Roman" w:cs="Times New Roman"/>
-          <w:sz w:val="28"/>
-          <w:szCs w:val="28"/>
-        </w:rPr>
-        <w:t xml:space="preserve"> </w:t>
-      </w:r>
-      <w:proofErr w:type="spellStart"/>
-      <w:r>
-        <w:rPr>
-          <w:rFonts w:ascii="Times New Roman" w:hAnsi="Times New Roman" w:cs="Times New Roman"/>
-          <w:sz w:val="28"/>
-          <w:szCs w:val="28"/>
-        </w:rPr>
-        <w:t>lý</w:t>
-      </w:r>
-      <w:proofErr w:type="spellEnd"/>
-      <w:r>
-        <w:rPr>
-          <w:rFonts w:ascii="Times New Roman" w:hAnsi="Times New Roman" w:cs="Times New Roman"/>
-          <w:sz w:val="28"/>
-          <w:szCs w:val="28"/>
-        </w:rPr>
-        <w:t xml:space="preserve"> </w:t>
-      </w:r>
-      <w:proofErr w:type="spellStart"/>
-      <w:r>
-        <w:rPr>
-          <w:rFonts w:ascii="Times New Roman" w:hAnsi="Times New Roman" w:cs="Times New Roman"/>
-          <w:sz w:val="28"/>
-          <w:szCs w:val="28"/>
-        </w:rPr>
-        <w:t>định</w:t>
-      </w:r>
-      <w:proofErr w:type="spellEnd"/>
-      <w:r>
-        <w:rPr>
-          <w:rFonts w:ascii="Times New Roman" w:hAnsi="Times New Roman" w:cs="Times New Roman"/>
-          <w:sz w:val="28"/>
-          <w:szCs w:val="28"/>
-        </w:rPr>
-        <w:t xml:space="preserve"> </w:t>
-      </w:r>
-      <w:proofErr w:type="spellStart"/>
-      <w:r>
-        <w:rPr>
-          <w:rFonts w:ascii="Times New Roman" w:hAnsi="Times New Roman" w:cs="Times New Roman"/>
-          <w:sz w:val="28"/>
-          <w:szCs w:val="28"/>
-        </w:rPr>
-        <w:t>tuyến</w:t>
-      </w:r>
-      <w:proofErr w:type="spellEnd"/>
-      <w:r>
-        <w:rPr>
-          <w:rFonts w:ascii="Times New Roman" w:hAnsi="Times New Roman" w:cs="Times New Roman"/>
-          <w:sz w:val="28"/>
-          <w:szCs w:val="28"/>
-        </w:rPr>
-        <w:t xml:space="preserve"> web) </w:t>
+        <w:t xml:space="preserve"> </w:t>
       </w:r>
       <w:proofErr w:type="spellStart"/>
       <w:r>
@@ -13327,187 +12193,7 @@
           <w:sz w:val="28"/>
           <w:szCs w:val="28"/>
         </w:rPr>
-        <w:t xml:space="preserve"> (</w:t>
-      </w:r>
-      <w:proofErr w:type="spellStart"/>
-      <w:r>
-        <w:rPr>
-          <w:rFonts w:ascii="Times New Roman" w:hAnsi="Times New Roman" w:cs="Times New Roman"/>
-          <w:sz w:val="28"/>
-          <w:szCs w:val="28"/>
-        </w:rPr>
-        <w:t>cho</w:t>
-      </w:r>
-      <w:proofErr w:type="spellEnd"/>
-      <w:r>
-        <w:rPr>
-          <w:rFonts w:ascii="Times New Roman" w:hAnsi="Times New Roman" w:cs="Times New Roman"/>
-          <w:sz w:val="28"/>
-          <w:szCs w:val="28"/>
-        </w:rPr>
-        <w:t xml:space="preserve"> </w:t>
-      </w:r>
-      <w:proofErr w:type="spellStart"/>
-      <w:r>
-        <w:rPr>
-          <w:rFonts w:ascii="Times New Roman" w:hAnsi="Times New Roman" w:cs="Times New Roman"/>
-          <w:sz w:val="28"/>
-          <w:szCs w:val="28"/>
-        </w:rPr>
-        <w:t>việc</w:t>
-      </w:r>
-      <w:proofErr w:type="spellEnd"/>
-      <w:r>
-        <w:rPr>
-          <w:rFonts w:ascii="Times New Roman" w:hAnsi="Times New Roman" w:cs="Times New Roman"/>
-          <w:sz w:val="28"/>
-          <w:szCs w:val="28"/>
-        </w:rPr>
-        <w:t xml:space="preserve"> </w:t>
-      </w:r>
-      <w:proofErr w:type="spellStart"/>
-      <w:r>
-        <w:rPr>
-          <w:rFonts w:ascii="Times New Roman" w:hAnsi="Times New Roman" w:cs="Times New Roman"/>
-          <w:sz w:val="28"/>
-          <w:szCs w:val="28"/>
-        </w:rPr>
-        <w:t>quản</w:t>
-      </w:r>
-      <w:proofErr w:type="spellEnd"/>
-      <w:r>
-        <w:rPr>
-          <w:rFonts w:ascii="Times New Roman" w:hAnsi="Times New Roman" w:cs="Times New Roman"/>
-          <w:sz w:val="28"/>
-          <w:szCs w:val="28"/>
-        </w:rPr>
-        <w:t xml:space="preserve"> </w:t>
-      </w:r>
-      <w:proofErr w:type="spellStart"/>
-      <w:r>
-        <w:rPr>
-          <w:rFonts w:ascii="Times New Roman" w:hAnsi="Times New Roman" w:cs="Times New Roman"/>
-          <w:sz w:val="28"/>
-          <w:szCs w:val="28"/>
-        </w:rPr>
-        <w:t>lý</w:t>
-      </w:r>
-      <w:proofErr w:type="spellEnd"/>
-      <w:r>
-        <w:rPr>
-          <w:rFonts w:ascii="Times New Roman" w:hAnsi="Times New Roman" w:cs="Times New Roman"/>
-          <w:sz w:val="28"/>
-          <w:szCs w:val="28"/>
-        </w:rPr>
-        <w:t xml:space="preserve"> </w:t>
-      </w:r>
-      <w:proofErr w:type="spellStart"/>
-      <w:r>
-        <w:rPr>
-          <w:rFonts w:ascii="Times New Roman" w:hAnsi="Times New Roman" w:cs="Times New Roman"/>
-          <w:sz w:val="28"/>
-          <w:szCs w:val="28"/>
-        </w:rPr>
-        <w:t>và</w:t>
-      </w:r>
-      <w:proofErr w:type="spellEnd"/>
-      <w:r>
-        <w:rPr>
-          <w:rFonts w:ascii="Times New Roman" w:hAnsi="Times New Roman" w:cs="Times New Roman"/>
-          <w:sz w:val="28"/>
-          <w:szCs w:val="28"/>
-        </w:rPr>
-        <w:t xml:space="preserve"> </w:t>
-      </w:r>
-      <w:proofErr w:type="spellStart"/>
-      <w:r>
-        <w:rPr>
-          <w:rFonts w:ascii="Times New Roman" w:hAnsi="Times New Roman" w:cs="Times New Roman"/>
-          <w:sz w:val="28"/>
-          <w:szCs w:val="28"/>
-        </w:rPr>
-        <w:t>kiểm</w:t>
-      </w:r>
-      <w:proofErr w:type="spellEnd"/>
-      <w:r>
-        <w:rPr>
-          <w:rFonts w:ascii="Times New Roman" w:hAnsi="Times New Roman" w:cs="Times New Roman"/>
-          <w:sz w:val="28"/>
-          <w:szCs w:val="28"/>
-        </w:rPr>
-        <w:t xml:space="preserve"> </w:t>
-      </w:r>
-      <w:proofErr w:type="spellStart"/>
-      <w:r>
-        <w:rPr>
-          <w:rFonts w:ascii="Times New Roman" w:hAnsi="Times New Roman" w:cs="Times New Roman"/>
-          <w:sz w:val="28"/>
-          <w:szCs w:val="28"/>
-        </w:rPr>
-        <w:t>định</w:t>
-      </w:r>
-      <w:proofErr w:type="spellEnd"/>
-      <w:r>
-        <w:rPr>
-          <w:rFonts w:ascii="Times New Roman" w:hAnsi="Times New Roman" w:cs="Times New Roman"/>
-          <w:sz w:val="28"/>
-          <w:szCs w:val="28"/>
-        </w:rPr>
-        <w:t xml:space="preserve"> </w:t>
-      </w:r>
-      <w:proofErr w:type="spellStart"/>
-      <w:r>
-        <w:rPr>
-          <w:rFonts w:ascii="Times New Roman" w:hAnsi="Times New Roman" w:cs="Times New Roman"/>
-          <w:sz w:val="28"/>
-          <w:szCs w:val="28"/>
-        </w:rPr>
-        <w:t>kiểu</w:t>
-      </w:r>
-      <w:proofErr w:type="spellEnd"/>
-      <w:r>
-        <w:rPr>
-          <w:rFonts w:ascii="Times New Roman" w:hAnsi="Times New Roman" w:cs="Times New Roman"/>
-          <w:sz w:val="28"/>
-          <w:szCs w:val="28"/>
-        </w:rPr>
-        <w:t xml:space="preserve"> </w:t>
-      </w:r>
-      <w:proofErr w:type="spellStart"/>
-      <w:r>
-        <w:rPr>
-          <w:rFonts w:ascii="Times New Roman" w:hAnsi="Times New Roman" w:cs="Times New Roman"/>
-          <w:sz w:val="28"/>
-          <w:szCs w:val="28"/>
-        </w:rPr>
-        <w:t>dữ</w:t>
-      </w:r>
-      <w:proofErr w:type="spellEnd"/>
-      <w:r>
-        <w:rPr>
-          <w:rFonts w:ascii="Times New Roman" w:hAnsi="Times New Roman" w:cs="Times New Roman"/>
-          <w:sz w:val="28"/>
-          <w:szCs w:val="28"/>
-        </w:rPr>
-        <w:t xml:space="preserve"> </w:t>
-      </w:r>
-      <w:proofErr w:type="spellStart"/>
-      <w:r>
-        <w:rPr>
-          <w:rFonts w:ascii="Times New Roman" w:hAnsi="Times New Roman" w:cs="Times New Roman"/>
-          <w:sz w:val="28"/>
-          <w:szCs w:val="28"/>
-        </w:rPr>
-        <w:t>liệu</w:t>
-      </w:r>
-      <w:proofErr w:type="spellEnd"/>
-      <w:r>
-        <w:rPr>
-          <w:rFonts w:ascii="Times New Roman" w:hAnsi="Times New Roman" w:cs="Times New Roman"/>
-          <w:sz w:val="28"/>
-          <w:szCs w:val="28"/>
-        </w:rPr>
-        <w:t>).</w:t>
+        <w:t>.</w:t>
       </w:r>
     </w:p>
     <w:p>
@@ -13759,7 +12445,7 @@
           <w:sz w:val="28"/>
           <w:szCs w:val="28"/>
         </w:rPr>
-        <w:t xml:space="preserve"> (Web API) </w:t>
+        <w:t xml:space="preserve"> </w:t>
       </w:r>
       <w:proofErr w:type="spellStart"/>
       <w:r>
@@ -14132,7 +12818,7 @@
           <w:sz w:val="28"/>
           <w:szCs w:val="28"/>
         </w:rPr>
-        <w:t xml:space="preserve"> (AI), Học </w:t>
+        <w:t xml:space="preserve">, Học </w:t>
       </w:r>
       <w:proofErr w:type="spellStart"/>
       <w:r>
@@ -14150,7 +12836,7 @@
           <w:sz w:val="28"/>
           <w:szCs w:val="28"/>
         </w:rPr>
-        <w:t xml:space="preserve"> (Machine Learning) </w:t>
+        <w:t xml:space="preserve"> </w:t>
       </w:r>
       <w:proofErr w:type="spellStart"/>
       <w:r>
@@ -15367,7 +14053,7 @@
           <w:sz w:val="28"/>
           <w:szCs w:val="28"/>
         </w:rPr>
-        <w:t xml:space="preserve"> (High Performance):</w:t>
+        <w:t>:</w:t>
       </w:r>
       <w:r>
         <w:rPr>
@@ -15519,7 +14205,7 @@
           <w:sz w:val="28"/>
           <w:szCs w:val="28"/>
         </w:rPr>
-        <w:t xml:space="preserve"> (async/await) </w:t>
+        <w:t xml:space="preserve"> </w:t>
       </w:r>
       <w:proofErr w:type="spellStart"/>
       <w:r>
@@ -15966,8 +14652,40 @@
           <w:sz w:val="28"/>
           <w:szCs w:val="28"/>
         </w:rPr>
-        <w:t xml:space="preserve"> API (Auto Documentation):</w:t>
-      </w:r>
+        <w:t xml:space="preserve"> </w:t>
+      </w:r>
+      <w:proofErr w:type="gramStart"/>
+      <w:r>
+        <w:rPr>
+          <w:rFonts w:ascii="Times New Roman" w:hAnsi="Times New Roman" w:cs="Times New Roman"/>
+          <w:b/>
+          <w:bCs/>
+          <w:sz w:val="28"/>
+          <w:szCs w:val="28"/>
+        </w:rPr>
+        <w:t>API</w:t>
+      </w:r>
+      <w:r>
+        <w:rPr>
+          <w:rFonts w:ascii="Times New Roman" w:hAnsi="Times New Roman" w:cs="Times New Roman"/>
+          <w:b/>
+          <w:bCs/>
+          <w:sz w:val="28"/>
+          <w:szCs w:val="28"/>
+        </w:rPr>
+        <w:t xml:space="preserve"> </w:t>
+      </w:r>
+      <w:r>
+        <w:rPr>
+          <w:rFonts w:ascii="Times New Roman" w:hAnsi="Times New Roman" w:cs="Times New Roman"/>
+          <w:b/>
+          <w:bCs/>
+          <w:sz w:val="28"/>
+          <w:szCs w:val="28"/>
+        </w:rPr>
+        <w:t>:</w:t>
+      </w:r>
+      <w:proofErr w:type="gramEnd"/>
       <w:r>
         <w:rPr>
           <w:rFonts w:ascii="Times New Roman" w:hAnsi="Times New Roman" w:cs="Times New Roman"/>
@@ -16406,43 +15124,7 @@
           <w:sz w:val="28"/>
           <w:szCs w:val="28"/>
         </w:rPr>
-        <w:t xml:space="preserve"> (Swagger UI </w:t>
-      </w:r>
-      <w:proofErr w:type="spellStart"/>
-      <w:r>
-        <w:rPr>
-          <w:rFonts w:ascii="Times New Roman" w:hAnsi="Times New Roman" w:cs="Times New Roman"/>
-          <w:sz w:val="28"/>
-          <w:szCs w:val="28"/>
-        </w:rPr>
-        <w:t>và</w:t>
-      </w:r>
-      <w:proofErr w:type="spellEnd"/>
-      <w:r>
-        <w:rPr>
-          <w:rFonts w:ascii="Times New Roman" w:hAnsi="Times New Roman" w:cs="Times New Roman"/>
-          <w:sz w:val="28"/>
-          <w:szCs w:val="28"/>
-        </w:rPr>
-        <w:t xml:space="preserve"> </w:t>
-      </w:r>
-      <w:proofErr w:type="spellStart"/>
-      <w:r>
-        <w:rPr>
-          <w:rFonts w:ascii="Times New Roman" w:hAnsi="Times New Roman" w:cs="Times New Roman"/>
-          <w:sz w:val="28"/>
-          <w:szCs w:val="28"/>
-        </w:rPr>
-        <w:t>ReDoc</w:t>
-      </w:r>
-      <w:proofErr w:type="spellEnd"/>
-      <w:r>
-        <w:rPr>
-          <w:rFonts w:ascii="Times New Roman" w:hAnsi="Times New Roman" w:cs="Times New Roman"/>
-          <w:sz w:val="28"/>
-          <w:szCs w:val="28"/>
-        </w:rPr>
-        <w:t xml:space="preserve">). </w:t>
+        <w:t xml:space="preserve">. </w:t>
       </w:r>
       <w:proofErr w:type="spellStart"/>
       <w:r>
@@ -17019,7 +15701,7 @@
           <w:sz w:val="28"/>
           <w:szCs w:val="28"/>
         </w:rPr>
-        <w:t xml:space="preserve"> (Data Validation):</w:t>
+        <w:t>:</w:t>
       </w:r>
       <w:r>
         <w:rPr>
@@ -17387,169 +16069,7 @@
           <w:sz w:val="28"/>
           <w:szCs w:val="28"/>
         </w:rPr>
-        <w:t xml:space="preserve"> (</w:t>
-      </w:r>
-      <w:proofErr w:type="spellStart"/>
-      <w:r>
-        <w:rPr>
-          <w:rFonts w:ascii="Times New Roman" w:hAnsi="Times New Roman" w:cs="Times New Roman"/>
-          <w:sz w:val="28"/>
-          <w:szCs w:val="28"/>
-        </w:rPr>
-        <w:t>ví</w:t>
-      </w:r>
-      <w:proofErr w:type="spellEnd"/>
-      <w:r>
-        <w:rPr>
-          <w:rFonts w:ascii="Times New Roman" w:hAnsi="Times New Roman" w:cs="Times New Roman"/>
-          <w:sz w:val="28"/>
-          <w:szCs w:val="28"/>
-        </w:rPr>
-        <w:t xml:space="preserve"> </w:t>
-      </w:r>
-      <w:proofErr w:type="spellStart"/>
-      <w:r>
-        <w:rPr>
-          <w:rFonts w:ascii="Times New Roman" w:hAnsi="Times New Roman" w:cs="Times New Roman"/>
-          <w:sz w:val="28"/>
-          <w:szCs w:val="28"/>
-        </w:rPr>
-        <w:t>dụ</w:t>
-      </w:r>
-      <w:proofErr w:type="spellEnd"/>
-      <w:r>
-        <w:rPr>
-          <w:rFonts w:ascii="Times New Roman" w:hAnsi="Times New Roman" w:cs="Times New Roman"/>
-          <w:sz w:val="28"/>
-          <w:szCs w:val="28"/>
-        </w:rPr>
-        <w:t xml:space="preserve">: </w:t>
-      </w:r>
-      <w:proofErr w:type="spellStart"/>
-      <w:r>
-        <w:rPr>
-          <w:rFonts w:ascii="Times New Roman" w:hAnsi="Times New Roman" w:cs="Times New Roman"/>
-          <w:sz w:val="28"/>
-          <w:szCs w:val="28"/>
-        </w:rPr>
-        <w:t>truyền</w:t>
-      </w:r>
-      <w:proofErr w:type="spellEnd"/>
-      <w:r>
-        <w:rPr>
-          <w:rFonts w:ascii="Times New Roman" w:hAnsi="Times New Roman" w:cs="Times New Roman"/>
-          <w:sz w:val="28"/>
-          <w:szCs w:val="28"/>
-        </w:rPr>
-        <w:t xml:space="preserve"> </w:t>
-      </w:r>
-      <w:proofErr w:type="spellStart"/>
-      <w:r>
-        <w:rPr>
-          <w:rFonts w:ascii="Times New Roman" w:hAnsi="Times New Roman" w:cs="Times New Roman"/>
-          <w:sz w:val="28"/>
-          <w:szCs w:val="28"/>
-        </w:rPr>
-        <w:t>chữ</w:t>
-      </w:r>
-      <w:proofErr w:type="spellEnd"/>
-      <w:r>
-        <w:rPr>
-          <w:rFonts w:ascii="Times New Roman" w:hAnsi="Times New Roman" w:cs="Times New Roman"/>
-          <w:sz w:val="28"/>
-          <w:szCs w:val="28"/>
-        </w:rPr>
-        <w:t xml:space="preserve"> </w:t>
-      </w:r>
-      <w:proofErr w:type="spellStart"/>
-      <w:r>
-        <w:rPr>
-          <w:rFonts w:ascii="Times New Roman" w:hAnsi="Times New Roman" w:cs="Times New Roman"/>
-          <w:sz w:val="28"/>
-          <w:szCs w:val="28"/>
-        </w:rPr>
-        <w:t>vào</w:t>
-      </w:r>
-      <w:proofErr w:type="spellEnd"/>
-      <w:r>
-        <w:rPr>
-          <w:rFonts w:ascii="Times New Roman" w:hAnsi="Times New Roman" w:cs="Times New Roman"/>
-          <w:sz w:val="28"/>
-          <w:szCs w:val="28"/>
-        </w:rPr>
-        <w:t xml:space="preserve"> </w:t>
-      </w:r>
-      <w:proofErr w:type="spellStart"/>
-      <w:r>
-        <w:rPr>
-          <w:rFonts w:ascii="Times New Roman" w:hAnsi="Times New Roman" w:cs="Times New Roman"/>
-          <w:sz w:val="28"/>
-          <w:szCs w:val="28"/>
-        </w:rPr>
-        <w:t>trường</w:t>
-      </w:r>
-      <w:proofErr w:type="spellEnd"/>
-      <w:r>
-        <w:rPr>
-          <w:rFonts w:ascii="Times New Roman" w:hAnsi="Times New Roman" w:cs="Times New Roman"/>
-          <w:sz w:val="28"/>
-          <w:szCs w:val="28"/>
-        </w:rPr>
-        <w:t xml:space="preserve"> </w:t>
-      </w:r>
-      <w:proofErr w:type="spellStart"/>
-      <w:r>
-        <w:rPr>
-          <w:rFonts w:ascii="Times New Roman" w:hAnsi="Times New Roman" w:cs="Times New Roman"/>
-          <w:sz w:val="28"/>
-          <w:szCs w:val="28"/>
-        </w:rPr>
-        <w:t>số</w:t>
-      </w:r>
-      <w:proofErr w:type="spellEnd"/>
-      <w:r>
-        <w:rPr>
-          <w:rFonts w:ascii="Times New Roman" w:hAnsi="Times New Roman" w:cs="Times New Roman"/>
-          <w:sz w:val="28"/>
-          <w:szCs w:val="28"/>
-        </w:rPr>
-        <w:t xml:space="preserve"> </w:t>
-      </w:r>
-      <w:proofErr w:type="spellStart"/>
-      <w:r>
-        <w:rPr>
-          <w:rFonts w:ascii="Times New Roman" w:hAnsi="Times New Roman" w:cs="Times New Roman"/>
-          <w:sz w:val="28"/>
-          <w:szCs w:val="28"/>
-        </w:rPr>
-        <w:t>điện</w:t>
-      </w:r>
-      <w:proofErr w:type="spellEnd"/>
-      <w:r>
-        <w:rPr>
-          <w:rFonts w:ascii="Times New Roman" w:hAnsi="Times New Roman" w:cs="Times New Roman"/>
-          <w:sz w:val="28"/>
-          <w:szCs w:val="28"/>
-        </w:rPr>
-        <w:t xml:space="preserve"> </w:t>
-      </w:r>
-      <w:proofErr w:type="spellStart"/>
-      <w:r>
-        <w:rPr>
-          <w:rFonts w:ascii="Times New Roman" w:hAnsi="Times New Roman" w:cs="Times New Roman"/>
-          <w:sz w:val="28"/>
-          <w:szCs w:val="28"/>
-        </w:rPr>
-        <w:t>thoại</w:t>
-      </w:r>
-      <w:proofErr w:type="spellEnd"/>
-      <w:r>
-        <w:rPr>
-          <w:rFonts w:ascii="Times New Roman" w:hAnsi="Times New Roman" w:cs="Times New Roman"/>
-          <w:sz w:val="28"/>
-          <w:szCs w:val="28"/>
-        </w:rPr>
-        <w:t xml:space="preserve">), </w:t>
+        <w:t xml:space="preserve">, </w:t>
       </w:r>
       <w:proofErr w:type="spellStart"/>
       <w:r>
@@ -17909,7 +16429,7 @@
           <w:sz w:val="28"/>
           <w:szCs w:val="28"/>
         </w:rPr>
-        <w:t xml:space="preserve"> (try-catch) </w:t>
+        <w:t xml:space="preserve"> </w:t>
       </w:r>
       <w:proofErr w:type="spellStart"/>
       <w:r>
@@ -18122,25 +16642,7 @@
           <w:sz w:val="28"/>
           <w:szCs w:val="28"/>
         </w:rPr>
-        <w:t xml:space="preserve"> code (IDE </w:t>
-      </w:r>
-      <w:proofErr w:type="spellStart"/>
-      <w:r>
-        <w:rPr>
-          <w:rFonts w:ascii="Times New Roman" w:hAnsi="Times New Roman" w:cs="Times New Roman"/>
-          <w:sz w:val="28"/>
-          <w:szCs w:val="28"/>
-        </w:rPr>
-        <w:t>như</w:t>
-      </w:r>
-      <w:proofErr w:type="spellEnd"/>
-      <w:r>
-        <w:rPr>
-          <w:rFonts w:ascii="Times New Roman" w:hAnsi="Times New Roman" w:cs="Times New Roman"/>
-          <w:sz w:val="28"/>
-          <w:szCs w:val="28"/>
-        </w:rPr>
-        <w:t xml:space="preserve"> VS Code, PyCharm) </w:t>
+        <w:t xml:space="preserve"> code </w:t>
       </w:r>
       <w:proofErr w:type="spellStart"/>
       <w:r>
@@ -18590,18 +17092,8 @@
           <w:sz w:val="28"/>
           <w:szCs w:val="28"/>
         </w:rPr>
-        <w:t xml:space="preserve"> </w:t>
-      </w:r>
-      <w:proofErr w:type="spellStart"/>
-      <w:r>
-        <w:rPr>
-          <w:rFonts w:ascii="Times New Roman" w:hAnsi="Times New Roman" w:cs="Times New Roman"/>
-          <w:sz w:val="28"/>
-          <w:szCs w:val="28"/>
-        </w:rPr>
-        <w:t>ra.</w:t>
-      </w:r>
-      <w:proofErr w:type="spellEnd"/>
+        <w:t xml:space="preserve"> ra.</w:t>
+      </w:r>
     </w:p>
     <w:p>
       <w:pPr>
@@ -20562,6 +19054,7 @@
   <w:style w:type="character" w:default="1" w:styleId="DefaultParagraphFont">
     <w:name w:val="Default Paragraph Font"/>
     <w:uiPriority w:val="1"/>
+    <w:semiHidden/>
     <w:unhideWhenUsed/>
   </w:style>
   <w:style w:type="table" w:default="1" w:styleId="TableNormal">
